--- a/tillsyn/A 8764-2026 tillsynsbegäran.docx
+++ b/tillsyn/A 8764-2026 tillsynsbegäran.docx
@@ -229,7 +229,7 @@
     <w:r>
       <w:tab/>
       <w:tab/>
-      <w:t>2026-03-01</w:t>
+      <w:t>2026-03-02</w:t>
       <w:br/>
       <w:br/>
     </w:r>

--- a/tillsyn/A 8764-2026 tillsynsbegäran.docx
+++ b/tillsyn/A 8764-2026 tillsynsbegäran.docx
@@ -229,7 +229,7 @@
     <w:r>
       <w:tab/>
       <w:tab/>
-      <w:t>2026-03-02</w:t>
+      <w:t>2026-03-03</w:t>
       <w:br/>
       <w:br/>
     </w:r>

--- a/tillsyn/A 8764-2026 tillsynsbegäran.docx
+++ b/tillsyn/A 8764-2026 tillsynsbegäran.docx
@@ -229,7 +229,7 @@
     <w:r>
       <w:tab/>
       <w:tab/>
-      <w:t>2026-03-03</w:t>
+      <w:t>2026-03-04</w:t>
       <w:br/>
       <w:br/>
     </w:r>

--- a/tillsyn/A 8764-2026 tillsynsbegäran.docx
+++ b/tillsyn/A 8764-2026 tillsynsbegäran.docx
@@ -229,7 +229,7 @@
     <w:r>
       <w:tab/>
       <w:tab/>
-      <w:t>2026-03-04</w:t>
+      <w:t>2026-03-05</w:t>
       <w:br/>
       <w:br/>
     </w:r>

--- a/tillsyn/A 8764-2026 tillsynsbegäran.docx
+++ b/tillsyn/A 8764-2026 tillsynsbegäran.docx
@@ -229,7 +229,7 @@
     <w:r>
       <w:tab/>
       <w:tab/>
-      <w:t>2026-03-05</w:t>
+      <w:t>2026-03-06</w:t>
       <w:br/>
       <w:br/>
     </w:r>

--- a/tillsyn/A 8764-2026 tillsynsbegäran.docx
+++ b/tillsyn/A 8764-2026 tillsynsbegäran.docx
@@ -229,7 +229,7 @@
     <w:r>
       <w:tab/>
       <w:tab/>
-      <w:t>2026-03-06</w:t>
+      <w:t>2026-03-07</w:t>
       <w:br/>
       <w:br/>
     </w:r>

--- a/tillsyn/A 8764-2026 tillsynsbegäran.docx
+++ b/tillsyn/A 8764-2026 tillsynsbegäran.docx
@@ -229,7 +229,7 @@
     <w:r>
       <w:tab/>
       <w:tab/>
-      <w:t>2026-03-07</w:t>
+      <w:t>2026-03-08</w:t>
       <w:br/>
       <w:br/>
     </w:r>

--- a/tillsyn/A 8764-2026 tillsynsbegäran.docx
+++ b/tillsyn/A 8764-2026 tillsynsbegäran.docx
@@ -229,7 +229,7 @@
     <w:r>
       <w:tab/>
       <w:tab/>
-      <w:t>2026-03-08</w:t>
+      <w:t>2026-03-09</w:t>
       <w:br/>
       <w:br/>
     </w:r>

--- a/tillsyn/A 8764-2026 tillsynsbegäran.docx
+++ b/tillsyn/A 8764-2026 tillsynsbegäran.docx
@@ -229,7 +229,7 @@
     <w:r>
       <w:tab/>
       <w:tab/>
-      <w:t>2026-03-09</w:t>
+      <w:t>2026-03-10</w:t>
       <w:br/>
       <w:br/>
     </w:r>

--- a/tillsyn/A 8764-2026 tillsynsbegäran.docx
+++ b/tillsyn/A 8764-2026 tillsynsbegäran.docx
@@ -229,7 +229,7 @@
     <w:r>
       <w:tab/>
       <w:tab/>
-      <w:t>2026-03-10</w:t>
+      <w:t>2026-03-11</w:t>
       <w:br/>
       <w:br/>
     </w:r>

--- a/tillsyn/A 8764-2026 tillsynsbegäran.docx
+++ b/tillsyn/A 8764-2026 tillsynsbegäran.docx
@@ -229,7 +229,7 @@
     <w:r>
       <w:tab/>
       <w:tab/>
-      <w:t>2026-03-11</w:t>
+      <w:t>2026-03-12</w:t>
       <w:br/>
       <w:br/>
     </w:r>

--- a/tillsyn/A 8764-2026 tillsynsbegäran.docx
+++ b/tillsyn/A 8764-2026 tillsynsbegäran.docx
@@ -229,7 +229,7 @@
     <w:r>
       <w:tab/>
       <w:tab/>
-      <w:t>2026-03-12</w:t>
+      <w:t>2026-03-13</w:t>
       <w:br/>
       <w:br/>
     </w:r>

--- a/tillsyn/A 8764-2026 tillsynsbegäran.docx
+++ b/tillsyn/A 8764-2026 tillsynsbegäran.docx
@@ -229,7 +229,7 @@
     <w:r>
       <w:tab/>
       <w:tab/>
-      <w:t>2026-03-13</w:t>
+      <w:t>2026-03-16</w:t>
       <w:br/>
       <w:br/>
     </w:r>

--- a/tillsyn/A 8764-2026 tillsynsbegäran.docx
+++ b/tillsyn/A 8764-2026 tillsynsbegäran.docx
@@ -229,7 +229,7 @@
     <w:r>
       <w:tab/>
       <w:tab/>
-      <w:t>2026-03-16</w:t>
+      <w:t>2026-03-17</w:t>
       <w:br/>
       <w:br/>
     </w:r>

--- a/tillsyn/A 8764-2026 tillsynsbegäran.docx
+++ b/tillsyn/A 8764-2026 tillsynsbegäran.docx
@@ -229,7 +229,7 @@
     <w:r>
       <w:tab/>
       <w:tab/>
-      <w:t>2026-03-17</w:t>
+      <w:t>2026-03-18</w:t>
       <w:br/>
       <w:br/>
     </w:r>

--- a/tillsyn/A 8764-2026 tillsynsbegäran.docx
+++ b/tillsyn/A 8764-2026 tillsynsbegäran.docx
@@ -229,7 +229,7 @@
     <w:r>
       <w:tab/>
       <w:tab/>
-      <w:t>2026-03-18</w:t>
+      <w:t>2026-03-19</w:t>
       <w:br/>
       <w:br/>
     </w:r>

--- a/tillsyn/A 8764-2026 tillsynsbegäran.docx
+++ b/tillsyn/A 8764-2026 tillsynsbegäran.docx
@@ -229,7 +229,7 @@
     <w:r>
       <w:tab/>
       <w:tab/>
-      <w:t>2026-03-19</w:t>
+      <w:t>2026-03-20</w:t>
       <w:br/>
       <w:br/>
     </w:r>

--- a/tillsyn/A 8764-2026 tillsynsbegäran.docx
+++ b/tillsyn/A 8764-2026 tillsynsbegäran.docx
@@ -229,7 +229,7 @@
     <w:r>
       <w:tab/>
       <w:tab/>
-      <w:t>2026-03-20</w:t>
+      <w:t>2026-03-21</w:t>
       <w:br/>
       <w:br/>
     </w:r>

--- a/tillsyn/A 8764-2026 tillsynsbegäran.docx
+++ b/tillsyn/A 8764-2026 tillsynsbegäran.docx
@@ -229,7 +229,7 @@
     <w:r>
       <w:tab/>
       <w:tab/>
-      <w:t>2026-03-21</w:t>
+      <w:t>2026-03-22</w:t>
       <w:br/>
       <w:br/>
     </w:r>

--- a/tillsyn/A 8764-2026 tillsynsbegäran.docx
+++ b/tillsyn/A 8764-2026 tillsynsbegäran.docx
@@ -229,7 +229,7 @@
     <w:r>
       <w:tab/>
       <w:tab/>
-      <w:t>2026-03-22</w:t>
+      <w:t>2026-03-23</w:t>
       <w:br/>
       <w:br/>
     </w:r>

--- a/tillsyn/A 8764-2026 tillsynsbegäran.docx
+++ b/tillsyn/A 8764-2026 tillsynsbegäran.docx
@@ -229,7 +229,7 @@
     <w:r>
       <w:tab/>
       <w:tab/>
-      <w:t>2026-03-23</w:t>
+      <w:t>2026-03-24</w:t>
       <w:br/>
       <w:br/>
     </w:r>

--- a/tillsyn/A 8764-2026 tillsynsbegäran.docx
+++ b/tillsyn/A 8764-2026 tillsynsbegäran.docx
@@ -229,7 +229,7 @@
     <w:r>
       <w:tab/>
       <w:tab/>
-      <w:t>2026-03-24</w:t>
+      <w:t>2026-03-25</w:t>
       <w:br/>
       <w:br/>
     </w:r>

--- a/tillsyn/A 8764-2026 tillsynsbegäran.docx
+++ b/tillsyn/A 8764-2026 tillsynsbegäran.docx
@@ -229,7 +229,7 @@
     <w:r>
       <w:tab/>
       <w:tab/>
-      <w:t>2026-03-25</w:t>
+      <w:t>2026-03-26</w:t>
       <w:br/>
       <w:br/>
     </w:r>

--- a/tillsyn/A 8764-2026 tillsynsbegäran.docx
+++ b/tillsyn/A 8764-2026 tillsynsbegäran.docx
@@ -229,7 +229,7 @@
     <w:r>
       <w:tab/>
       <w:tab/>
-      <w:t>2026-03-26</w:t>
+      <w:t>2026-03-27</w:t>
       <w:br/>
       <w:br/>
     </w:r>

--- a/tillsyn/A 8764-2026 tillsynsbegäran.docx
+++ b/tillsyn/A 8764-2026 tillsynsbegäran.docx
@@ -229,7 +229,7 @@
     <w:r>
       <w:tab/>
       <w:tab/>
-      <w:t>2026-03-27</w:t>
+      <w:t>2026-03-28</w:t>
       <w:br/>
       <w:br/>
     </w:r>

--- a/tillsyn/A 8764-2026 tillsynsbegäran.docx
+++ b/tillsyn/A 8764-2026 tillsynsbegäran.docx
@@ -229,7 +229,7 @@
     <w:r>
       <w:tab/>
       <w:tab/>
-      <w:t>2026-03-28</w:t>
+      <w:t>2026-03-29</w:t>
       <w:br/>
       <w:br/>
     </w:r>

--- a/tillsyn/A 8764-2026 tillsynsbegäran.docx
+++ b/tillsyn/A 8764-2026 tillsynsbegäran.docx
@@ -229,7 +229,7 @@
     <w:r>
       <w:tab/>
       <w:tab/>
-      <w:t>2026-03-29</w:t>
+      <w:t>2026-03-30</w:t>
       <w:br/>
       <w:br/>
     </w:r>

--- a/tillsyn/A 8764-2026 tillsynsbegäran.docx
+++ b/tillsyn/A 8764-2026 tillsynsbegäran.docx
@@ -229,7 +229,7 @@
     <w:r>
       <w:tab/>
       <w:tab/>
-      <w:t>2026-03-30</w:t>
+      <w:t>2026-03-31</w:t>
       <w:br/>
       <w:br/>
     </w:r>

--- a/tillsyn/A 8764-2026 tillsynsbegäran.docx
+++ b/tillsyn/A 8764-2026 tillsynsbegäran.docx
@@ -229,7 +229,7 @@
     <w:r>
       <w:tab/>
       <w:tab/>
-      <w:t>2026-03-31</w:t>
+      <w:t>2026-04-01</w:t>
       <w:br/>
       <w:br/>
     </w:r>

--- a/tillsyn/A 8764-2026 tillsynsbegäran.docx
+++ b/tillsyn/A 8764-2026 tillsynsbegäran.docx
@@ -229,7 +229,7 @@
     <w:r>
       <w:tab/>
       <w:tab/>
-      <w:t>2026-04-01</w:t>
+      <w:t>2026-04-02</w:t>
       <w:br/>
       <w:br/>
     </w:r>

--- a/tillsyn/A 8764-2026 tillsynsbegäran.docx
+++ b/tillsyn/A 8764-2026 tillsynsbegäran.docx
@@ -229,7 +229,7 @@
     <w:r>
       <w:tab/>
       <w:tab/>
-      <w:t>2026-04-02</w:t>
+      <w:t>2026-04-03</w:t>
       <w:br/>
       <w:br/>
     </w:r>

--- a/tillsyn/A 8764-2026 tillsynsbegäran.docx
+++ b/tillsyn/A 8764-2026 tillsynsbegäran.docx
@@ -229,7 +229,7 @@
     <w:r>
       <w:tab/>
       <w:tab/>
-      <w:t>2026-04-03</w:t>
+      <w:t>2026-04-04</w:t>
       <w:br/>
       <w:br/>
     </w:r>

--- a/tillsyn/A 8764-2026 tillsynsbegäran.docx
+++ b/tillsyn/A 8764-2026 tillsynsbegäran.docx
@@ -229,7 +229,7 @@
     <w:r>
       <w:tab/>
       <w:tab/>
-      <w:t>2026-04-04</w:t>
+      <w:t>2026-04-05</w:t>
       <w:br/>
       <w:br/>
     </w:r>

--- a/tillsyn/A 8764-2026 tillsynsbegäran.docx
+++ b/tillsyn/A 8764-2026 tillsynsbegäran.docx
@@ -229,7 +229,7 @@
     <w:r>
       <w:tab/>
       <w:tab/>
-      <w:t>2026-04-05</w:t>
+      <w:t>2026-04-06</w:t>
       <w:br/>
       <w:br/>
     </w:r>

--- a/tillsyn/A 8764-2026 tillsynsbegäran.docx
+++ b/tillsyn/A 8764-2026 tillsynsbegäran.docx
@@ -95,10 +95,10 @@
         <w:rPr>
           <w:b/>
         </w:rPr>
-        <w:t xml:space="preserve">Skrovlig taggsvamp (NT) </w:t>
+        <w:t xml:space="preserve">Skrovlig taggsvamp (VU) </w:t>
       </w:r>
       <w:r>
-        <w:t>bildar mykorrhiza med tall i äldre tallskog, framför allt på tallhed. Den växer huvudsakligen i äldre barrskog som hotas av slutavverkning. Genom att äldre barrskogar och naturskogar blir allt sällsyntare, missgynnas arten av skogsbruk. Arten ingår i ett åtgärdsprogram för hotade arter (ÅGP) och en långsiktig tillgång till svampens värdträd behöver säkras genom att växtplatserna undantas från avverkning. Skrovlig taggsvamp är globalt rödlistad som nära hotad (NT) vilket innebär att Sverige har ett internationellt ansvar för arten (IUCN, 2025; SLU Artdatabanken, 2024; Nitare, 2006).</w:t>
+        <w:t>bildar mykorrhiza med tall i äldre tallskog, framför allt på tallhed. Den växer huvudsakligen i äldre barrskog som hotas av slutavverkning. Genom att äldre barrskogar och naturskogar blir allt sällsyntare, missgynnas arten av skogsbruk. Arten ingår i ett åtgärdsprogram för hotade arter (ÅGP) och en långsiktig tillgång till svampens värdträd behöver säkras genom att växtplatserna undantas från avverkning. Skrovlig taggsvamp är globalt rödlistad som nära hotad (NT) vilket innebär att Sverige har ett internationellt ansvar för arten (IUCN, 2025; SLU Artdatabanken, 2026; Nitare, 2006).</w:t>
       </w:r>
     </w:p>
     <w:sectPr>
@@ -229,7 +229,7 @@
     <w:r>
       <w:tab/>
       <w:tab/>
-      <w:t>2026-04-06</w:t>
+      <w:t>2026-04-07</w:t>
       <w:br/>
       <w:br/>
     </w:r>

--- a/tillsyn/A 8764-2026 tillsynsbegäran.docx
+++ b/tillsyn/A 8764-2026 tillsynsbegäran.docx
@@ -229,7 +229,7 @@
     <w:r>
       <w:tab/>
       <w:tab/>
-      <w:t>2026-04-07</w:t>
+      <w:t>2026-04-08</w:t>
       <w:br/>
       <w:br/>
     </w:r>

--- a/tillsyn/A 8764-2026 tillsynsbegäran.docx
+++ b/tillsyn/A 8764-2026 tillsynsbegäran.docx
@@ -229,7 +229,7 @@
     <w:r>
       <w:tab/>
       <w:tab/>
-      <w:t>2026-04-08</w:t>
+      <w:t>2026-04-09</w:t>
       <w:br/>
       <w:br/>
     </w:r>

--- a/tillsyn/A 8764-2026 tillsynsbegäran.docx
+++ b/tillsyn/A 8764-2026 tillsynsbegäran.docx
@@ -229,7 +229,7 @@
     <w:r>
       <w:tab/>
       <w:tab/>
-      <w:t>2026-04-09</w:t>
+      <w:t>2026-04-10</w:t>
       <w:br/>
       <w:br/>
     </w:r>

--- a/tillsyn/A 8764-2026 tillsynsbegäran.docx
+++ b/tillsyn/A 8764-2026 tillsynsbegäran.docx
@@ -229,7 +229,7 @@
     <w:r>
       <w:tab/>
       <w:tab/>
-      <w:t>2026-04-10</w:t>
+      <w:t>2026-04-11</w:t>
       <w:br/>
       <w:br/>
     </w:r>

--- a/tillsyn/A 8764-2026 tillsynsbegäran.docx
+++ b/tillsyn/A 8764-2026 tillsynsbegäran.docx
@@ -229,7 +229,7 @@
     <w:r>
       <w:tab/>
       <w:tab/>
-      <w:t>2026-04-11</w:t>
+      <w:t>2026-04-12</w:t>
       <w:br/>
       <w:br/>
     </w:r>

--- a/tillsyn/A 8764-2026 tillsynsbegäran.docx
+++ b/tillsyn/A 8764-2026 tillsynsbegäran.docx
@@ -229,7 +229,7 @@
     <w:r>
       <w:tab/>
       <w:tab/>
-      <w:t>2026-04-14</w:t>
+      <w:t>2026-04-15</w:t>
       <w:br/>
       <w:br/>
     </w:r>

--- a/tillsyn/A 8764-2026 tillsynsbegäran.docx
+++ b/tillsyn/A 8764-2026 tillsynsbegäran.docx
@@ -229,7 +229,7 @@
     <w:r>
       <w:tab/>
       <w:tab/>
-      <w:t>2026-04-15</w:t>
+      <w:t>2026-04-16</w:t>
       <w:br/>
       <w:br/>
     </w:r>

--- a/tillsyn/A 8764-2026 tillsynsbegäran.docx
+++ b/tillsyn/A 8764-2026 tillsynsbegäran.docx
@@ -229,7 +229,7 @@
     <w:r>
       <w:tab/>
       <w:tab/>
-      <w:t>2026-04-16</w:t>
+      <w:t>2026-04-17</w:t>
       <w:br/>
       <w:br/>
     </w:r>

--- a/tillsyn/A 8764-2026 tillsynsbegäran.docx
+++ b/tillsyn/A 8764-2026 tillsynsbegäran.docx
@@ -229,7 +229,7 @@
     <w:r>
       <w:tab/>
       <w:tab/>
-      <w:t>2026-04-17</w:t>
+      <w:t>2026-04-18</w:t>
       <w:br/>
       <w:br/>
     </w:r>

--- a/tillsyn/A 8764-2026 tillsynsbegäran.docx
+++ b/tillsyn/A 8764-2026 tillsynsbegäran.docx
@@ -229,7 +229,7 @@
     <w:r>
       <w:tab/>
       <w:tab/>
-      <w:t>2026-04-18</w:t>
+      <w:t>2026-04-19</w:t>
       <w:br/>
       <w:br/>
     </w:r>

--- a/tillsyn/A 8764-2026 tillsynsbegäran.docx
+++ b/tillsyn/A 8764-2026 tillsynsbegäran.docx
@@ -229,7 +229,7 @@
     <w:r>
       <w:tab/>
       <w:tab/>
-      <w:t>2026-04-19</w:t>
+      <w:t>2026-04-20</w:t>
       <w:br/>
       <w:br/>
     </w:r>

--- a/tillsyn/A 8764-2026 tillsynsbegäran.docx
+++ b/tillsyn/A 8764-2026 tillsynsbegäran.docx
@@ -229,7 +229,7 @@
     <w:r>
       <w:tab/>
       <w:tab/>
-      <w:t>2026-04-20</w:t>
+      <w:t>2026-04-21</w:t>
       <w:br/>
       <w:br/>
     </w:r>

--- a/tillsyn/A 8764-2026 tillsynsbegäran.docx
+++ b/tillsyn/A 8764-2026 tillsynsbegäran.docx
@@ -229,7 +229,7 @@
     <w:r>
       <w:tab/>
       <w:tab/>
-      <w:t>2026-04-21</w:t>
+      <w:t>2026-04-22</w:t>
       <w:br/>
       <w:br/>
     </w:r>

--- a/tillsyn/A 8764-2026 tillsynsbegäran.docx
+++ b/tillsyn/A 8764-2026 tillsynsbegäran.docx
@@ -229,7 +229,7 @@
     <w:r>
       <w:tab/>
       <w:tab/>
-      <w:t>2026-04-22</w:t>
+      <w:t>2026-04-23</w:t>
       <w:br/>
       <w:br/>
     </w:r>

--- a/tillsyn/A 8764-2026 tillsynsbegäran.docx
+++ b/tillsyn/A 8764-2026 tillsynsbegäran.docx
@@ -229,7 +229,7 @@
     <w:r>
       <w:tab/>
       <w:tab/>
-      <w:t>2026-04-23</w:t>
+      <w:t>2026-04-24</w:t>
       <w:br/>
       <w:br/>
     </w:r>

--- a/tillsyn/A 8764-2026 tillsynsbegäran.docx
+++ b/tillsyn/A 8764-2026 tillsynsbegäran.docx
@@ -229,7 +229,7 @@
     <w:r>
       <w:tab/>
       <w:tab/>
-      <w:t>2026-04-24</w:t>
+      <w:t>2026-04-25</w:t>
       <w:br/>
       <w:br/>
     </w:r>

--- a/tillsyn/A 8764-2026 tillsynsbegäran.docx
+++ b/tillsyn/A 8764-2026 tillsynsbegäran.docx
@@ -229,7 +229,7 @@
     <w:r>
       <w:tab/>
       <w:tab/>
-      <w:t>2026-04-25</w:t>
+      <w:t>2026-04-26</w:t>
       <w:br/>
       <w:br/>
     </w:r>

--- a/tillsyn/A 8764-2026 tillsynsbegäran.docx
+++ b/tillsyn/A 8764-2026 tillsynsbegäran.docx
@@ -229,7 +229,7 @@
     <w:r>
       <w:tab/>
       <w:tab/>
-      <w:t>2026-05-16</w:t>
+      <w:t>2026-05-17</w:t>
       <w:br/>
       <w:br/>
     </w:r>

--- a/tillsyn/A 8764-2026 tillsynsbegäran.docx
+++ b/tillsyn/A 8764-2026 tillsynsbegäran.docx
@@ -229,7 +229,7 @@
     <w:r>
       <w:tab/>
       <w:tab/>
-      <w:t>2026-05-17</w:t>
+      <w:t>2026-05-18</w:t>
       <w:br/>
       <w:br/>
     </w:r>

--- a/tillsyn/A 8764-2026 tillsynsbegäran.docx
+++ b/tillsyn/A 8764-2026 tillsynsbegäran.docx
@@ -229,7 +229,7 @@
     <w:r>
       <w:tab/>
       <w:tab/>
-      <w:t>2026-05-18</w:t>
+      <w:t>2026-05-19</w:t>
       <w:br/>
       <w:br/>
     </w:r>

--- a/tillsyn/A 8764-2026 tillsynsbegäran.docx
+++ b/tillsyn/A 8764-2026 tillsynsbegäran.docx
@@ -229,7 +229,7 @@
     <w:r>
       <w:tab/>
       <w:tab/>
-      <w:t>2026-05-19</w:t>
+      <w:t>2026-05-20</w:t>
       <w:br/>
       <w:br/>
     </w:r>

--- a/tillsyn/A 8764-2026 tillsynsbegäran.docx
+++ b/tillsyn/A 8764-2026 tillsynsbegäran.docx
@@ -229,7 +229,7 @@
     <w:r>
       <w:tab/>
       <w:tab/>
-      <w:t>2026-05-20</w:t>
+      <w:t>2026-05-21</w:t>
       <w:br/>
       <w:br/>
     </w:r>

--- a/tillsyn/A 8764-2026 tillsynsbegäran.docx
+++ b/tillsyn/A 8764-2026 tillsynsbegäran.docx
@@ -229,7 +229,7 @@
     <w:r>
       <w:tab/>
       <w:tab/>
-      <w:t>2026-05-21</w:t>
+      <w:t>2026-05-22</w:t>
       <w:br/>
       <w:br/>
     </w:r>

--- a/tillsyn/A 8764-2026 tillsynsbegäran.docx
+++ b/tillsyn/A 8764-2026 tillsynsbegäran.docx
@@ -229,7 +229,7 @@
     <w:r>
       <w:tab/>
       <w:tab/>
-      <w:t>2026-05-22</w:t>
+      <w:t>2026-05-23</w:t>
       <w:br/>
       <w:br/>
     </w:r>

--- a/tillsyn/A 8764-2026 tillsynsbegäran.docx
+++ b/tillsyn/A 8764-2026 tillsynsbegäran.docx
@@ -229,7 +229,7 @@
     <w:r>
       <w:tab/>
       <w:tab/>
-      <w:t>2026-05-23</w:t>
+      <w:t>2026-05-24</w:t>
       <w:br/>
       <w:br/>
     </w:r>

--- a/tillsyn/A 8764-2026 tillsynsbegäran.docx
+++ b/tillsyn/A 8764-2026 tillsynsbegäran.docx
@@ -229,7 +229,7 @@
     <w:r>
       <w:tab/>
       <w:tab/>
-      <w:t>2026-05-24</w:t>
+      <w:t>2026-05-25</w:t>
       <w:br/>
       <w:br/>
     </w:r>

--- a/tillsyn/A 8764-2026 tillsynsbegäran.docx
+++ b/tillsyn/A 8764-2026 tillsynsbegäran.docx
@@ -229,7 +229,7 @@
     <w:r>
       <w:tab/>
       <w:tab/>
-      <w:t>2026-05-25</w:t>
+      <w:t>2026-05-26</w:t>
       <w:br/>
       <w:br/>
     </w:r>

--- a/tillsyn/A 8764-2026 tillsynsbegäran.docx
+++ b/tillsyn/A 8764-2026 tillsynsbegäran.docx
@@ -229,7 +229,7 @@
     <w:r>
       <w:tab/>
       <w:tab/>
-      <w:t>2026-05-26</w:t>
+      <w:t>2026-05-27</w:t>
       <w:br/>
       <w:br/>
     </w:r>

--- a/tillsyn/A 8764-2026 tillsynsbegäran.docx
+++ b/tillsyn/A 8764-2026 tillsynsbegäran.docx
@@ -229,7 +229,7 @@
     <w:r>
       <w:tab/>
       <w:tab/>
-      <w:t>2026-05-27</w:t>
+      <w:t>2026-05-28</w:t>
       <w:br/>
       <w:br/>
     </w:r>

--- a/tillsyn/A 8764-2026 tillsynsbegäran.docx
+++ b/tillsyn/A 8764-2026 tillsynsbegäran.docx
@@ -229,7 +229,7 @@
     <w:r>
       <w:tab/>
       <w:tab/>
-      <w:t>2026-05-28</w:t>
+      <w:t>2026-05-29</w:t>
       <w:br/>
       <w:br/>
     </w:r>

--- a/tillsyn/A 8764-2026 tillsynsbegäran.docx
+++ b/tillsyn/A 8764-2026 tillsynsbegäran.docx
@@ -229,7 +229,7 @@
     <w:r>
       <w:tab/>
       <w:tab/>
-      <w:t>2026-05-29</w:t>
+      <w:t>2026-05-30</w:t>
       <w:br/>
       <w:br/>
     </w:r>

--- a/tillsyn/A 8764-2026 tillsynsbegäran.docx
+++ b/tillsyn/A 8764-2026 tillsynsbegäran.docx
@@ -229,7 +229,7 @@
     <w:r>
       <w:tab/>
       <w:tab/>
-      <w:t>2026-05-30</w:t>
+      <w:t>2026-05-31</w:t>
       <w:br/>
       <w:br/>
     </w:r>

--- a/tillsyn/A 8764-2026 tillsynsbegäran.docx
+++ b/tillsyn/A 8764-2026 tillsynsbegäran.docx
@@ -229,7 +229,7 @@
     <w:r>
       <w:tab/>
       <w:tab/>
-      <w:t>2026-05-31</w:t>
+      <w:t>2026-06-01</w:t>
       <w:br/>
       <w:br/>
     </w:r>

--- a/tillsyn/A 8764-2026 tillsynsbegäran.docx
+++ b/tillsyn/A 8764-2026 tillsynsbegäran.docx
@@ -229,7 +229,7 @@
     <w:r>
       <w:tab/>
       <w:tab/>
-      <w:t>2026-06-01</w:t>
+      <w:t>2026-06-02</w:t>
       <w:br/>
       <w:br/>
     </w:r>

--- a/tillsyn/A 8764-2026 tillsynsbegäran.docx
+++ b/tillsyn/A 8764-2026 tillsynsbegäran.docx
@@ -229,7 +229,7 @@
     <w:r>
       <w:tab/>
       <w:tab/>
-      <w:t>2026-06-02</w:t>
+      <w:t>2026-06-03</w:t>
       <w:br/>
       <w:br/>
     </w:r>

--- a/tillsyn/A 8764-2026 tillsynsbegäran.docx
+++ b/tillsyn/A 8764-2026 tillsynsbegäran.docx
@@ -229,7 +229,7 @@
     <w:r>
       <w:tab/>
       <w:tab/>
-      <w:t>2026-06-03</w:t>
+      <w:t>2026-06-04</w:t>
       <w:br/>
       <w:br/>
     </w:r>

--- a/tillsyn/A 8764-2026 tillsynsbegäran.docx
+++ b/tillsyn/A 8764-2026 tillsynsbegäran.docx
@@ -229,7 +229,7 @@
     <w:r>
       <w:tab/>
       <w:tab/>
-      <w:t>2026-06-04</w:t>
+      <w:t>2026-06-05</w:t>
       <w:br/>
       <w:br/>
     </w:r>

--- a/tillsyn/A 8764-2026 tillsynsbegäran.docx
+++ b/tillsyn/A 8764-2026 tillsynsbegäran.docx
@@ -229,7 +229,7 @@
     <w:r>
       <w:tab/>
       <w:tab/>
-      <w:t>2026-06-05</w:t>
+      <w:t>2026-06-06</w:t>
       <w:br/>
       <w:br/>
     </w:r>

--- a/tillsyn/A 8764-2026 tillsynsbegäran.docx
+++ b/tillsyn/A 8764-2026 tillsynsbegäran.docx
@@ -229,7 +229,7 @@
     <w:r>
       <w:tab/>
       <w:tab/>
-      <w:t>2026-06-06</w:t>
+      <w:t>2026-06-07</w:t>
       <w:br/>
       <w:br/>
     </w:r>

--- a/tillsyn/A 8764-2026 tillsynsbegäran.docx
+++ b/tillsyn/A 8764-2026 tillsynsbegäran.docx
@@ -229,7 +229,7 @@
     <w:r>
       <w:tab/>
       <w:tab/>
-      <w:t>2026-06-07</w:t>
+      <w:t>2026-06-08</w:t>
       <w:br/>
       <w:br/>
     </w:r>

--- a/tillsyn/A 8764-2026 tillsynsbegäran.docx
+++ b/tillsyn/A 8764-2026 tillsynsbegäran.docx
@@ -229,7 +229,7 @@
     <w:r>
       <w:tab/>
       <w:tab/>
-      <w:t>2026-06-08</w:t>
+      <w:t>2026-06-09</w:t>
       <w:br/>
       <w:br/>
     </w:r>

--- a/tillsyn/A 8764-2026 tillsynsbegäran.docx
+++ b/tillsyn/A 8764-2026 tillsynsbegäran.docx
@@ -229,7 +229,7 @@
     <w:r>
       <w:tab/>
       <w:tab/>
-      <w:t>2026-06-09</w:t>
+      <w:t>2026-06-10</w:t>
       <w:br/>
       <w:br/>
     </w:r>

--- a/tillsyn/A 8764-2026 tillsynsbegäran.docx
+++ b/tillsyn/A 8764-2026 tillsynsbegäran.docx
@@ -229,7 +229,7 @@
     <w:r>
       <w:tab/>
       <w:tab/>
-      <w:t>2026-06-10</w:t>
+      <w:t>2026-06-11</w:t>
       <w:br/>
       <w:br/>
     </w:r>

--- a/tillsyn/A 8764-2026 tillsynsbegäran.docx
+++ b/tillsyn/A 8764-2026 tillsynsbegäran.docx
@@ -229,7 +229,7 @@
     <w:r>
       <w:tab/>
       <w:tab/>
-      <w:t>2026-06-11</w:t>
+      <w:t>2026-06-12</w:t>
       <w:br/>
       <w:br/>
     </w:r>

--- a/tillsyn/A 8764-2026 tillsynsbegäran.docx
+++ b/tillsyn/A 8764-2026 tillsynsbegäran.docx
@@ -229,7 +229,7 @@
     <w:r>
       <w:tab/>
       <w:tab/>
-      <w:t>2026-06-12</w:t>
+      <w:t>2026-06-13</w:t>
       <w:br/>
       <w:br/>
     </w:r>

--- a/tillsyn/A 8764-2026 tillsynsbegäran.docx
+++ b/tillsyn/A 8764-2026 tillsynsbegäran.docx
@@ -229,7 +229,7 @@
     <w:r>
       <w:tab/>
       <w:tab/>
-      <w:t>2026-06-15</w:t>
+      <w:t>2026-06-16</w:t>
       <w:br/>
       <w:br/>
     </w:r>

--- a/tillsyn/A 8764-2026 tillsynsbegäran.docx
+++ b/tillsyn/A 8764-2026 tillsynsbegäran.docx
@@ -229,7 +229,7 @@
     <w:r>
       <w:tab/>
       <w:tab/>
-      <w:t>2026-06-16</w:t>
+      <w:t>2026-06-17</w:t>
       <w:br/>
       <w:br/>
     </w:r>

--- a/tillsyn/A 8764-2026 tillsynsbegäran.docx
+++ b/tillsyn/A 8764-2026 tillsynsbegäran.docx
@@ -1,6 +1,6 @@
 
 <file path=word/document.xml><?xml version="1.0" encoding="utf-8"?>
-<w:document xmlns:wpc="http://schemas.microsoft.com/office/word/2010/wordprocessingCanvas" xmlns:cx="http://schemas.microsoft.com/office/drawing/2014/chartex" xmlns:cx1="http://schemas.microsoft.com/office/drawing/2015/9/8/chartex" xmlns:cx2="http://schemas.microsoft.com/office/drawing/2015/10/21/chartex" xmlns:cx3="http://schemas.microsoft.com/office/drawing/2016/5/9/chartex" xmlns:cx4="http://schemas.microsoft.com/office/drawing/2016/5/10/chartex" xmlns:cx5="http://schemas.microsoft.com/office/drawing/2016/5/11/chartex" xmlns:cx6="http://schemas.microsoft.com/office/drawing/2016/5/12/chartex" xmlns:cx7="http://schemas.microsoft.com/office/drawing/2016/5/13/chartex" xmlns:cx8="http://schemas.microsoft.com/office/drawing/2016/5/14/chartex" xmlns:mc="http://schemas.openxmlformats.org/markup-compatibility/2006" xmlns:aink="http://schemas.microsoft.com/office/drawing/2016/ink" xmlns:am3d="http://schemas.microsoft.com/office/drawing/2017/model3d" xmlns:o="urn:schemas-microsoft-com:office:office" xmlns:oel="http://schemas.microsoft.com/office/2019/extlst" xmlns:r="http://schemas.openxmlformats.org/officeDocument/2006/relationships" xmlns:m="http://schemas.openxmlformats.org/officeDocument/2006/math" xmlns:v="urn:schemas-microsoft-com:vml" xmlns:wp14="http://schemas.microsoft.com/office/word/2010/wordprocessingDrawing" xmlns:wp="http://schemas.openxmlformats.org/drawingml/2006/wordprocessingDrawing" xmlns:w10="urn:schemas-microsoft-com:office:word" xmlns:w="http://schemas.openxmlformats.org/wordprocessingml/2006/main" xmlns:w14="http://schemas.microsoft.com/office/word/2010/wordml" xmlns:w15="http://schemas.microsoft.com/office/word/2012/wordml" xmlns:w16cex="http://schemas.microsoft.com/office/word/2018/wordml/cex" xmlns:w16cid="http://schemas.microsoft.com/office/word/2016/wordml/cid" xmlns:w16="http://schemas.microsoft.com/office/word/2018/wordml" xmlns:w16sdtdh="http://schemas.microsoft.com/office/word/2020/wordml/sdtdatahash" xmlns:w16se="http://schemas.microsoft.com/office/word/2015/wordml/symex" xmlns:wpg="http://schemas.microsoft.com/office/word/2010/wordprocessingGroup" xmlns:wpi="http://schemas.microsoft.com/office/word/2010/wordprocessingInk" xmlns:wne="http://schemas.microsoft.com/office/word/2006/wordml" xmlns:wps="http://schemas.microsoft.com/office/word/2010/wordprocessingShape" mc:Ignorable="w14 w15 w16se w16cid w16 w16cex w16sdtdh wp14">
+<w:document xmlns:wpc="http://schemas.microsoft.com/office/word/2010/wordprocessingCanvas" xmlns:cx="http://schemas.microsoft.com/office/drawing/2014/chartex" xmlns:cx1="http://schemas.microsoft.com/office/drawing/2015/9/8/chartex" xmlns:cx2="http://schemas.microsoft.com/office/drawing/2015/10/21/chartex" xmlns:cx3="http://schemas.microsoft.com/office/drawing/2016/5/9/chartex" xmlns:cx4="http://schemas.microsoft.com/office/drawing/2016/5/10/chartex" xmlns:cx5="http://schemas.microsoft.com/office/drawing/2016/5/11/chartex" xmlns:cx6="http://schemas.microsoft.com/office/drawing/2016/5/12/chartex" xmlns:cx7="http://schemas.microsoft.com/office/drawing/2016/5/13/chartex" xmlns:cx8="http://schemas.microsoft.com/office/drawing/2016/5/14/chartex" xmlns:mc="http://schemas.openxmlformats.org/markup-compatibility/2006" xmlns:aink="http://schemas.microsoft.com/office/drawing/2016/ink" xmlns:am3d="http://schemas.microsoft.com/office/drawing/2017/model3d" xmlns:o="urn:schemas-microsoft-com:office:office" xmlns:oel="http://schemas.microsoft.com/office/2019/extlst" xmlns:r="http://schemas.openxmlformats.org/officeDocument/2006/relationships" xmlns:m="http://schemas.openxmlformats.org/officeDocument/2006/math" xmlns:v="urn:schemas-microsoft-com:vml" xmlns:wp14="http://schemas.microsoft.com/office/word/2010/wordprocessingDrawing" xmlns:wp="http://schemas.openxmlformats.org/drawingml/2006/wordprocessingDrawing" xmlns:w10="urn:schemas-microsoft-com:office:word" xmlns:w="http://schemas.openxmlformats.org/wordprocessingml/2006/main" xmlns:w14="http://schemas.microsoft.com/office/word/2010/wordml" xmlns:w15="http://schemas.microsoft.com/office/word/2012/wordml" xmlns:w16cex="http://schemas.microsoft.com/office/word/2018/wordml/cex" xmlns:w16cid="http://schemas.microsoft.com/office/word/2016/wordml/cid" xmlns:w16="http://schemas.microsoft.com/office/word/2018/wordml" xmlns:w16du="http://schemas.microsoft.com/office/word/2023/wordml/word16du" xmlns:w16sdtdh="http://schemas.microsoft.com/office/word/2020/wordml/sdtdatahash" xmlns:w16sdtfl="http://schemas.microsoft.com/office/word/2024/wordml/sdtformatlock" xmlns:w16se="http://schemas.microsoft.com/office/word/2015/wordml/symex" xmlns:wpg="http://schemas.microsoft.com/office/word/2010/wordprocessingGroup" xmlns:wpi="http://schemas.microsoft.com/office/word/2010/wordprocessingInk" xmlns:wne="http://schemas.microsoft.com/office/word/2006/wordml" xmlns:wps="http://schemas.microsoft.com/office/word/2010/wordprocessingShape" mc:Ignorable="w14 w15 w16se w16cid w16 w16cex w16sdtdh w16sdtfl w16du wp14">
   <w:body>
     <w:p>
       <w:pPr>
@@ -12,35 +12,10 @@
     </w:p>
     <w:p>
       <w:r>
-        <w:t>Detta dokument behandlar höga naturvärden i avverkningsanmälan A 8764-2026 i Rättviks kommun. Denna avverkningsanmälan inkom 2026-02-13 00:00:00 och omfattar 0,2 ha.</w:t>
+        <w:t>Detta dokument behandlar höga naturvärden i avverkningsanmälan A 8764-2026 i Rättviks kommun som inkom 2026-02-13 och omfattar 0,2 ha.</w:t>
       </w:r>
-    </w:p>
-    <w:p>
       <w:r>
-        <w:t>Vi begär härmed att Skogsstyrelsen fattar beslut enligt miljöbalken som säkerställer att skogens höga naturvärden bevaras samt säkerställer att EU-lagstiftning efterlevs och att artskyddsbrott förhindras. Vi önskar även ta del av de ställningstaganden och beslut som myndigheterna meddelar till följd av aktuell avverkningsanmälan och föreningens inlaga (se 34 § förvaltningslagen).</w:t>
-      </w:r>
-    </w:p>
-    <w:p>
-      <w:r>
-        <w:t>Nedan beskrivs fynd av naturvårdsarter som gjorts i det avverkningsanmälda området.</w:t>
-      </w:r>
-    </w:p>
-    <w:p>
-      <w:pPr>
-        <w:pStyle w:val="Heading1"/>
-      </w:pPr>
-      <w:r>
-        <w:t>Naturvårdsarter</w:t>
-      </w:r>
-    </w:p>
-    <w:p>
-      <w:r>
-        <w:t>I avverkningsanmälan har följande 1 naturvårdsarter hittats: skrovlig taggsvamp (NT). Av dessa är 1 rödlistade. För rödlistade arter har rödlistekategorin angivits inom parentes.</w:t>
-      </w:r>
-    </w:p>
-    <w:p>
-      <w:r>
-        <w:t>De påträffade naturvårdsarterna är ett tydligt kvitto på att detta rör sig om en skog med höga naturvärden. I Figur 1 visas en karta över det avverkningsanmälda området, där samtliga fyndplatser för naturvårdsarter som finns registrerade på Artportalen har markerats.</w:t>
+        <w:t xml:space="preserve"> I Figur 1 visas fyndplatser för naturvårdsarter i området, som finns registrerade på Artportalen.</w:t>
       </w:r>
     </w:p>
     <w:p>
@@ -50,7 +25,7 @@
       <w:r>
         <w:drawing>
           <wp:inline xmlns:a="http://schemas.openxmlformats.org/drawingml/2006/main" xmlns:pic="http://schemas.openxmlformats.org/drawingml/2006/picture">
-            <wp:extent cx="5486400" cy="4514644"/>
+            <wp:extent cx="5283141" cy="5688000"/>
             <wp:docPr id="1" name="Picture 1"/>
             <wp:cNvGraphicFramePr>
               <a:graphicFrameLocks noChangeAspect="1"/>
@@ -71,7 +46,7 @@
                   <pic:spPr>
                     <a:xfrm>
                       <a:off x="0" y="0"/>
-                      <a:ext cx="5486400" cy="4514644"/>
+                      <a:ext cx="5283141" cy="5688000"/>
                     </a:xfrm>
                     <a:prstGeom prst="rect"/>
                   </pic:spPr>
@@ -85,9 +60,92 @@
     <w:p>
       <w:pPr>
         <w:pStyle w:val="Caption"/>
+        <w:spacing w:after="240"/>
       </w:pPr>
       <w:r>
-        <w:t>Figur 1. Fyndplatser för naturvårdsarter i det avverkningsanmälda området (röd linje). Markörer utan svart kant är placerade på fyndplatsen. Markörer med svart kant är placerade vid sidan av fyndplatsen och har ett svart streck som visar fyndplatsens exakta position. Kartans mittpunktskoordinat är N 6751955, E 508918 i SWEREF 99 TM.</w:t>
+        <w:t>Figur 1. Fyndplatser för naturvårdsarter i och inom 19 meter från avverkningsanmälan (röd linje). Inom parentes anges rödlistekategorier, S för signalarter, Tför typiska arter och fridlysningsparagrafer i artskyddsförordningen.Markörer utan svart kant är placerade på fyndplatsen. Markörer med svart kant är placerade vid sidan av fyndplatsen och har ett svart streck som visar fyndplatsens exakta position. Kartans mittpunktskoordinat är N 6751955, E 508918 i SWEREF 99 TM.</w:t>
+      </w:r>
+    </w:p>
+    <w:p>
+      <w:r>
+        <w:t>Vi begär härmed att Skogsstyrelsen fattar beslut enligt miljöbalken som säkerställer att skogens höga naturvärden bevaras samt att EU-lagstiftning efterlevs och att artskyddsbrott förhindras.</w:t>
+      </w:r>
+    </w:p>
+    <w:p>
+      <w:r>
+        <w:t>Vi önskar även ta del av de ställningstaganden och beslut som myndigheten meddelar till följd av aktuell avverkningsanmälan och föreningens inlaga (se 34 § förvaltningslagen).</w:t>
+      </w:r>
+    </w:p>
+    <w:p>
+      <w:r>
+        <w:t>Nedan beskrivs fynd av naturvårdsarter som gjorts i det avverkningsanmälda området.</w:t>
+      </w:r>
+    </w:p>
+    <w:p>
+      <w:pPr>
+        <w:pStyle w:val="Heading1"/>
+      </w:pPr>
+      <w:r>
+        <w:t>Naturvårdsarter</w:t>
+      </w:r>
+    </w:p>
+    <w:p>
+      <w:r>
+        <w:t>I och inom 19 meter från avverkningsanmälan har följande 5 naturvårdsarter hittats: bitter taggsvamp (EN), kopparspindling (VU), skrovlig taggsvamp (VU), stor vårtrattskivling (NT) och zontaggsvamp (S). Av dessa är 4 rödlistade. För rödlistade arter har rödlistekategorin angivits inom parentes. Arter som är signalarter enligt Skogsstyrelsen har markerats med (S).</w:t>
+      </w:r>
+    </w:p>
+    <w:p>
+      <w:r>
+        <w:t>De påträffade naturvårdsarterna är ett tydligt kvitto på att det rör sig om en skog med höga naturvärden.</w:t>
+      </w:r>
+    </w:p>
+    <w:p>
+      <w:r>
+        <w:rPr>
+          <w:b/>
+        </w:rPr>
+        <w:t xml:space="preserve">Bitter taggsvamp (EN) </w:t>
+      </w:r>
+      <w:r>
+        <w:t>är en sällsynt och starkt hotad ”toppart” som bildar mykorrhiza med gran, möjligen även med tall, i äldre barrskogar med lång kontinuitet. Förekommer på kalkrik eller annan basiskt påverkad mark, främst i miljöer med hög luftfuktighet. Svampen har i friskt tillstånd en säregen doft av bittermandelolja och fruktköttet är mycket bittert i smaken. Arten hotas främst av avverkning och tål inte en slutavverkning utan kräver ett kontinuerligt äldre trädskikt med gran. Äldre barrskogar med basisk påverkan och lång kontinuitet, även små områden, har ett mycket högt skyddsvärde och bör i största möjliga utsträckning undantas från trakthyggesbruk. Slutavverkning, kraftig gallring och skogsmarksgödsling måste helt undvikas, liksom körning med tunga maskiner. Lokalerna bör skyddas formellt. Bitter taggsvamp ingår i ett åtgärdsprogram för hotade arter (ÅGP) och är placerad högst upp i Skogsstyrelsens värdepyramid för bedömning av skog med höga naturvärden (SLU Artdatabanken, 2026; Nitare &amp; Skogsstyrelsen, 2019; Nitare 2006).</w:t>
+      </w:r>
+    </w:p>
+    <w:p>
+      <w:r>
+        <w:rPr>
+          <w:b/>
+        </w:rPr>
+        <w:t xml:space="preserve">Kopparspindling (VU) </w:t>
+      </w:r>
+      <w:r>
+        <w:t>bildar mykorrhiza med tall och gran i äldre ängsgranskog på kalkrik mark, mer sällan i ren kalktallskog.</w:t>
+      </w:r>
+      <w:r>
+        <w:rPr>
+          <w:b/>
+        </w:rPr>
+        <w:t xml:space="preserve"> </w:t>
+      </w:r>
+      <w:r>
+        <w:t>Minskningstakten uppgår till 30 % inom 50 år och överstiger gränsvärdet för Sårbar (VU) enligt A-kriteriet. (A2c+3c+4c).</w:t>
+      </w:r>
+      <w:r>
+        <w:rPr>
+          <w:b/>
+        </w:rPr>
+        <w:t xml:space="preserve"> </w:t>
+      </w:r>
+      <w:r>
+        <w:t>Intensivt skogsbruk, särskilt kalavverkning och markberedning missgynnar arten och lokaler som även hyser ett stort antal andra hotade arter bör helt undantas från skogsbruk.</w:t>
+      </w:r>
+      <w:r>
+        <w:rPr>
+          <w:b/>
+        </w:rPr>
+        <w:t xml:space="preserve"> </w:t>
+      </w:r>
+      <w:r>
+        <w:t>Kopparspindling är globalt rödlistad som nära hotad (NT) vilket innebär att Sverige har ett internationellt ansvar för arten (SLU Artdatabanken, 2024; IUCN, 2015).</w:t>
       </w:r>
     </w:p>
     <w:p>
@@ -119,7 +177,7 @@
 </file>
 
 <file path=word/endnotes.xml><?xml version="1.0" encoding="utf-8"?>
-<w:endnotes xmlns:wpc="http://schemas.microsoft.com/office/word/2010/wordprocessingCanvas" xmlns:cx="http://schemas.microsoft.com/office/drawing/2014/chartex" xmlns:cx1="http://schemas.microsoft.com/office/drawing/2015/9/8/chartex" xmlns:cx2="http://schemas.microsoft.com/office/drawing/2015/10/21/chartex" xmlns:cx3="http://schemas.microsoft.com/office/drawing/2016/5/9/chartex" xmlns:cx4="http://schemas.microsoft.com/office/drawing/2016/5/10/chartex" xmlns:cx5="http://schemas.microsoft.com/office/drawing/2016/5/11/chartex" xmlns:cx6="http://schemas.microsoft.com/office/drawing/2016/5/12/chartex" xmlns:cx7="http://schemas.microsoft.com/office/drawing/2016/5/13/chartex" xmlns:cx8="http://schemas.microsoft.com/office/drawing/2016/5/14/chartex" xmlns:mc="http://schemas.openxmlformats.org/markup-compatibility/2006" xmlns:aink="http://schemas.microsoft.com/office/drawing/2016/ink" xmlns:am3d="http://schemas.microsoft.com/office/drawing/2017/model3d" xmlns:o="urn:schemas-microsoft-com:office:office" xmlns:oel="http://schemas.microsoft.com/office/2019/extlst" xmlns:r="http://schemas.openxmlformats.org/officeDocument/2006/relationships" xmlns:m="http://schemas.openxmlformats.org/officeDocument/2006/math" xmlns:v="urn:schemas-microsoft-com:vml" xmlns:wp14="http://schemas.microsoft.com/office/word/2010/wordprocessingDrawing" xmlns:wp="http://schemas.openxmlformats.org/drawingml/2006/wordprocessingDrawing" xmlns:w10="urn:schemas-microsoft-com:office:word" xmlns:w="http://schemas.openxmlformats.org/wordprocessingml/2006/main" xmlns:w14="http://schemas.microsoft.com/office/word/2010/wordml" xmlns:w15="http://schemas.microsoft.com/office/word/2012/wordml" xmlns:w16cex="http://schemas.microsoft.com/office/word/2018/wordml/cex" xmlns:w16cid="http://schemas.microsoft.com/office/word/2016/wordml/cid" xmlns:w16="http://schemas.microsoft.com/office/word/2018/wordml" xmlns:w16sdtdh="http://schemas.microsoft.com/office/word/2020/wordml/sdtdatahash" xmlns:w16se="http://schemas.microsoft.com/office/word/2015/wordml/symex" xmlns:wpg="http://schemas.microsoft.com/office/word/2010/wordprocessingGroup" xmlns:wpi="http://schemas.microsoft.com/office/word/2010/wordprocessingInk" xmlns:wne="http://schemas.microsoft.com/office/word/2006/wordml" xmlns:wps="http://schemas.microsoft.com/office/word/2010/wordprocessingShape" mc:Ignorable="w14 w15 w16se w16cid w16 w16cex w16sdtdh wp14">
+<w:endnotes xmlns:wpc="http://schemas.microsoft.com/office/word/2010/wordprocessingCanvas" xmlns:cx="http://schemas.microsoft.com/office/drawing/2014/chartex" xmlns:cx1="http://schemas.microsoft.com/office/drawing/2015/9/8/chartex" xmlns:cx2="http://schemas.microsoft.com/office/drawing/2015/10/21/chartex" xmlns:cx3="http://schemas.microsoft.com/office/drawing/2016/5/9/chartex" xmlns:cx4="http://schemas.microsoft.com/office/drawing/2016/5/10/chartex" xmlns:cx5="http://schemas.microsoft.com/office/drawing/2016/5/11/chartex" xmlns:cx6="http://schemas.microsoft.com/office/drawing/2016/5/12/chartex" xmlns:cx7="http://schemas.microsoft.com/office/drawing/2016/5/13/chartex" xmlns:cx8="http://schemas.microsoft.com/office/drawing/2016/5/14/chartex" xmlns:mc="http://schemas.openxmlformats.org/markup-compatibility/2006" xmlns:aink="http://schemas.microsoft.com/office/drawing/2016/ink" xmlns:am3d="http://schemas.microsoft.com/office/drawing/2017/model3d" xmlns:o="urn:schemas-microsoft-com:office:office" xmlns:oel="http://schemas.microsoft.com/office/2019/extlst" xmlns:r="http://schemas.openxmlformats.org/officeDocument/2006/relationships" xmlns:m="http://schemas.openxmlformats.org/officeDocument/2006/math" xmlns:v="urn:schemas-microsoft-com:vml" xmlns:wp14="http://schemas.microsoft.com/office/word/2010/wordprocessingDrawing" xmlns:wp="http://schemas.openxmlformats.org/drawingml/2006/wordprocessingDrawing" xmlns:w10="urn:schemas-microsoft-com:office:word" xmlns:w="http://schemas.openxmlformats.org/wordprocessingml/2006/main" xmlns:w14="http://schemas.microsoft.com/office/word/2010/wordml" xmlns:w15="http://schemas.microsoft.com/office/word/2012/wordml" xmlns:w16cex="http://schemas.microsoft.com/office/word/2018/wordml/cex" xmlns:w16cid="http://schemas.microsoft.com/office/word/2016/wordml/cid" xmlns:w16="http://schemas.microsoft.com/office/word/2018/wordml" xmlns:w16du="http://schemas.microsoft.com/office/word/2023/wordml/word16du" xmlns:w16sdtdh="http://schemas.microsoft.com/office/word/2020/wordml/sdtdatahash" xmlns:w16sdtfl="http://schemas.microsoft.com/office/word/2024/wordml/sdtformatlock" xmlns:w16se="http://schemas.microsoft.com/office/word/2015/wordml/symex" xmlns:wpg="http://schemas.microsoft.com/office/word/2010/wordprocessingGroup" xmlns:wpi="http://schemas.microsoft.com/office/word/2010/wordprocessingInk" xmlns:wne="http://schemas.microsoft.com/office/word/2006/wordml" xmlns:wps="http://schemas.microsoft.com/office/word/2010/wordprocessingShape" mc:Ignorable="w14 w15 w16se w16cid w16 w16cex w16sdtdh w16sdtfl w16du wp14">
   <w:endnote w:type="separator" w:id="-1">
     <w:p>
       <w:pPr>
@@ -144,7 +202,7 @@
 </file>
 
 <file path=word/footer1.xml><?xml version="1.0" encoding="utf-8"?>
-<w:ftr xmlns:wpc="http://schemas.microsoft.com/office/word/2010/wordprocessingCanvas" xmlns:cx="http://schemas.microsoft.com/office/drawing/2014/chartex" xmlns:cx1="http://schemas.microsoft.com/office/drawing/2015/9/8/chartex" xmlns:cx2="http://schemas.microsoft.com/office/drawing/2015/10/21/chartex" xmlns:cx3="http://schemas.microsoft.com/office/drawing/2016/5/9/chartex" xmlns:cx4="http://schemas.microsoft.com/office/drawing/2016/5/10/chartex" xmlns:cx5="http://schemas.microsoft.com/office/drawing/2016/5/11/chartex" xmlns:cx6="http://schemas.microsoft.com/office/drawing/2016/5/12/chartex" xmlns:cx7="http://schemas.microsoft.com/office/drawing/2016/5/13/chartex" xmlns:cx8="http://schemas.microsoft.com/office/drawing/2016/5/14/chartex" xmlns:mc="http://schemas.openxmlformats.org/markup-compatibility/2006" xmlns:aink="http://schemas.microsoft.com/office/drawing/2016/ink" xmlns:am3d="http://schemas.microsoft.com/office/drawing/2017/model3d" xmlns:o="urn:schemas-microsoft-com:office:office" xmlns:oel="http://schemas.microsoft.com/office/2019/extlst" xmlns:r="http://schemas.openxmlformats.org/officeDocument/2006/relationships" xmlns:m="http://schemas.openxmlformats.org/officeDocument/2006/math" xmlns:v="urn:schemas-microsoft-com:vml" xmlns:wp14="http://schemas.microsoft.com/office/word/2010/wordprocessingDrawing" xmlns:wp="http://schemas.openxmlformats.org/drawingml/2006/wordprocessingDrawing" xmlns:w10="urn:schemas-microsoft-com:office:word" xmlns:w="http://schemas.openxmlformats.org/wordprocessingml/2006/main" xmlns:w14="http://schemas.microsoft.com/office/word/2010/wordml" xmlns:w15="http://schemas.microsoft.com/office/word/2012/wordml" xmlns:w16cex="http://schemas.microsoft.com/office/word/2018/wordml/cex" xmlns:w16cid="http://schemas.microsoft.com/office/word/2016/wordml/cid" xmlns:w16="http://schemas.microsoft.com/office/word/2018/wordml" xmlns:w16sdtdh="http://schemas.microsoft.com/office/word/2020/wordml/sdtdatahash" xmlns:w16se="http://schemas.microsoft.com/office/word/2015/wordml/symex" xmlns:wpg="http://schemas.microsoft.com/office/word/2010/wordprocessingGroup" xmlns:wpi="http://schemas.microsoft.com/office/word/2010/wordprocessingInk" xmlns:wne="http://schemas.microsoft.com/office/word/2006/wordml" xmlns:wps="http://schemas.microsoft.com/office/word/2010/wordprocessingShape" mc:Ignorable="w14 w15 w16se w16cid w16 w16cex w16sdtdh wp14">
+<w:ftr xmlns:wpc="http://schemas.microsoft.com/office/word/2010/wordprocessingCanvas" xmlns:cx="http://schemas.microsoft.com/office/drawing/2014/chartex" xmlns:cx1="http://schemas.microsoft.com/office/drawing/2015/9/8/chartex" xmlns:cx2="http://schemas.microsoft.com/office/drawing/2015/10/21/chartex" xmlns:cx3="http://schemas.microsoft.com/office/drawing/2016/5/9/chartex" xmlns:cx4="http://schemas.microsoft.com/office/drawing/2016/5/10/chartex" xmlns:cx5="http://schemas.microsoft.com/office/drawing/2016/5/11/chartex" xmlns:cx6="http://schemas.microsoft.com/office/drawing/2016/5/12/chartex" xmlns:cx7="http://schemas.microsoft.com/office/drawing/2016/5/13/chartex" xmlns:cx8="http://schemas.microsoft.com/office/drawing/2016/5/14/chartex" xmlns:mc="http://schemas.openxmlformats.org/markup-compatibility/2006" xmlns:aink="http://schemas.microsoft.com/office/drawing/2016/ink" xmlns:am3d="http://schemas.microsoft.com/office/drawing/2017/model3d" xmlns:o="urn:schemas-microsoft-com:office:office" xmlns:oel="http://schemas.microsoft.com/office/2019/extlst" xmlns:r="http://schemas.openxmlformats.org/officeDocument/2006/relationships" xmlns:m="http://schemas.openxmlformats.org/officeDocument/2006/math" xmlns:v="urn:schemas-microsoft-com:vml" xmlns:wp14="http://schemas.microsoft.com/office/word/2010/wordprocessingDrawing" xmlns:wp="http://schemas.openxmlformats.org/drawingml/2006/wordprocessingDrawing" xmlns:w10="urn:schemas-microsoft-com:office:word" xmlns:w="http://schemas.openxmlformats.org/wordprocessingml/2006/main" xmlns:w14="http://schemas.microsoft.com/office/word/2010/wordml" xmlns:w15="http://schemas.microsoft.com/office/word/2012/wordml" xmlns:w16cex="http://schemas.microsoft.com/office/word/2018/wordml/cex" xmlns:w16cid="http://schemas.microsoft.com/office/word/2016/wordml/cid" xmlns:w16="http://schemas.microsoft.com/office/word/2018/wordml" xmlns:w16du="http://schemas.microsoft.com/office/word/2023/wordml/word16du" xmlns:w16sdtdh="http://schemas.microsoft.com/office/word/2020/wordml/sdtdatahash" xmlns:w16sdtfl="http://schemas.microsoft.com/office/word/2024/wordml/sdtformatlock" xmlns:w16se="http://schemas.microsoft.com/office/word/2015/wordml/symex" xmlns:wpg="http://schemas.microsoft.com/office/word/2010/wordprocessingGroup" xmlns:wpi="http://schemas.microsoft.com/office/word/2010/wordprocessingInk" xmlns:wne="http://schemas.microsoft.com/office/word/2006/wordml" xmlns:wps="http://schemas.microsoft.com/office/word/2010/wordprocessingShape" mc:Ignorable="w14 w15 w16se w16cid w16 w16cex w16sdtdh w16sdtfl w16du wp14">
   <w:p>
     <w:pPr>
       <w:pStyle w:val="Footer"/>
@@ -154,7 +212,7 @@
 </file>
 
 <file path=word/footer2.xml><?xml version="1.0" encoding="utf-8"?>
-<w:ftr xmlns:wpc="http://schemas.microsoft.com/office/word/2010/wordprocessingCanvas" xmlns:cx="http://schemas.microsoft.com/office/drawing/2014/chartex" xmlns:cx1="http://schemas.microsoft.com/office/drawing/2015/9/8/chartex" xmlns:cx2="http://schemas.microsoft.com/office/drawing/2015/10/21/chartex" xmlns:cx3="http://schemas.microsoft.com/office/drawing/2016/5/9/chartex" xmlns:cx4="http://schemas.microsoft.com/office/drawing/2016/5/10/chartex" xmlns:cx5="http://schemas.microsoft.com/office/drawing/2016/5/11/chartex" xmlns:cx6="http://schemas.microsoft.com/office/drawing/2016/5/12/chartex" xmlns:cx7="http://schemas.microsoft.com/office/drawing/2016/5/13/chartex" xmlns:cx8="http://schemas.microsoft.com/office/drawing/2016/5/14/chartex" xmlns:mc="http://schemas.openxmlformats.org/markup-compatibility/2006" xmlns:aink="http://schemas.microsoft.com/office/drawing/2016/ink" xmlns:am3d="http://schemas.microsoft.com/office/drawing/2017/model3d" xmlns:o="urn:schemas-microsoft-com:office:office" xmlns:oel="http://schemas.microsoft.com/office/2019/extlst" xmlns:r="http://schemas.openxmlformats.org/officeDocument/2006/relationships" xmlns:m="http://schemas.openxmlformats.org/officeDocument/2006/math" xmlns:v="urn:schemas-microsoft-com:vml" xmlns:wp14="http://schemas.microsoft.com/office/word/2010/wordprocessingDrawing" xmlns:wp="http://schemas.openxmlformats.org/drawingml/2006/wordprocessingDrawing" xmlns:w10="urn:schemas-microsoft-com:office:word" xmlns:w="http://schemas.openxmlformats.org/wordprocessingml/2006/main" xmlns:w14="http://schemas.microsoft.com/office/word/2010/wordml" xmlns:w15="http://schemas.microsoft.com/office/word/2012/wordml" xmlns:w16cex="http://schemas.microsoft.com/office/word/2018/wordml/cex" xmlns:w16cid="http://schemas.microsoft.com/office/word/2016/wordml/cid" xmlns:w16="http://schemas.microsoft.com/office/word/2018/wordml" xmlns:w16sdtdh="http://schemas.microsoft.com/office/word/2020/wordml/sdtdatahash" xmlns:w16se="http://schemas.microsoft.com/office/word/2015/wordml/symex" xmlns:wpg="http://schemas.microsoft.com/office/word/2010/wordprocessingGroup" xmlns:wpi="http://schemas.microsoft.com/office/word/2010/wordprocessingInk" xmlns:wne="http://schemas.microsoft.com/office/word/2006/wordml" xmlns:wps="http://schemas.microsoft.com/office/word/2010/wordprocessingShape" mc:Ignorable="w14 w15 w16se w16cid w16 w16cex w16sdtdh wp14">
+<w:ftr xmlns:wpc="http://schemas.microsoft.com/office/word/2010/wordprocessingCanvas" xmlns:cx="http://schemas.microsoft.com/office/drawing/2014/chartex" xmlns:cx1="http://schemas.microsoft.com/office/drawing/2015/9/8/chartex" xmlns:cx2="http://schemas.microsoft.com/office/drawing/2015/10/21/chartex" xmlns:cx3="http://schemas.microsoft.com/office/drawing/2016/5/9/chartex" xmlns:cx4="http://schemas.microsoft.com/office/drawing/2016/5/10/chartex" xmlns:cx5="http://schemas.microsoft.com/office/drawing/2016/5/11/chartex" xmlns:cx6="http://schemas.microsoft.com/office/drawing/2016/5/12/chartex" xmlns:cx7="http://schemas.microsoft.com/office/drawing/2016/5/13/chartex" xmlns:cx8="http://schemas.microsoft.com/office/drawing/2016/5/14/chartex" xmlns:mc="http://schemas.openxmlformats.org/markup-compatibility/2006" xmlns:aink="http://schemas.microsoft.com/office/drawing/2016/ink" xmlns:am3d="http://schemas.microsoft.com/office/drawing/2017/model3d" xmlns:o="urn:schemas-microsoft-com:office:office" xmlns:oel="http://schemas.microsoft.com/office/2019/extlst" xmlns:r="http://schemas.openxmlformats.org/officeDocument/2006/relationships" xmlns:m="http://schemas.openxmlformats.org/officeDocument/2006/math" xmlns:v="urn:schemas-microsoft-com:vml" xmlns:wp14="http://schemas.microsoft.com/office/word/2010/wordprocessingDrawing" xmlns:wp="http://schemas.openxmlformats.org/drawingml/2006/wordprocessingDrawing" xmlns:w10="urn:schemas-microsoft-com:office:word" xmlns:w="http://schemas.openxmlformats.org/wordprocessingml/2006/main" xmlns:w14="http://schemas.microsoft.com/office/word/2010/wordml" xmlns:w15="http://schemas.microsoft.com/office/word/2012/wordml" xmlns:w16cex="http://schemas.microsoft.com/office/word/2018/wordml/cex" xmlns:w16cid="http://schemas.microsoft.com/office/word/2016/wordml/cid" xmlns:w16="http://schemas.microsoft.com/office/word/2018/wordml" xmlns:w16du="http://schemas.microsoft.com/office/word/2023/wordml/word16du" xmlns:w16sdtdh="http://schemas.microsoft.com/office/word/2020/wordml/sdtdatahash" xmlns:w16sdtfl="http://schemas.microsoft.com/office/word/2024/wordml/sdtformatlock" xmlns:w16se="http://schemas.microsoft.com/office/word/2015/wordml/symex" xmlns:wpg="http://schemas.microsoft.com/office/word/2010/wordprocessingGroup" xmlns:wpi="http://schemas.microsoft.com/office/word/2010/wordprocessingInk" xmlns:wne="http://schemas.microsoft.com/office/word/2006/wordml" xmlns:wps="http://schemas.microsoft.com/office/word/2010/wordprocessingShape" mc:Ignorable="w14 w15 w16se w16cid w16 w16cex w16sdtdh w16sdtfl w16du wp14">
   <w:p>
     <w:pPr>
       <w:pStyle w:val="Footer"/>
@@ -164,7 +222,7 @@
 </file>
 
 <file path=word/footer3.xml><?xml version="1.0" encoding="utf-8"?>
-<w:ftr xmlns:wpc="http://schemas.microsoft.com/office/word/2010/wordprocessingCanvas" xmlns:cx="http://schemas.microsoft.com/office/drawing/2014/chartex" xmlns:cx1="http://schemas.microsoft.com/office/drawing/2015/9/8/chartex" xmlns:cx2="http://schemas.microsoft.com/office/drawing/2015/10/21/chartex" xmlns:cx3="http://schemas.microsoft.com/office/drawing/2016/5/9/chartex" xmlns:cx4="http://schemas.microsoft.com/office/drawing/2016/5/10/chartex" xmlns:cx5="http://schemas.microsoft.com/office/drawing/2016/5/11/chartex" xmlns:cx6="http://schemas.microsoft.com/office/drawing/2016/5/12/chartex" xmlns:cx7="http://schemas.microsoft.com/office/drawing/2016/5/13/chartex" xmlns:cx8="http://schemas.microsoft.com/office/drawing/2016/5/14/chartex" xmlns:mc="http://schemas.openxmlformats.org/markup-compatibility/2006" xmlns:aink="http://schemas.microsoft.com/office/drawing/2016/ink" xmlns:am3d="http://schemas.microsoft.com/office/drawing/2017/model3d" xmlns:o="urn:schemas-microsoft-com:office:office" xmlns:oel="http://schemas.microsoft.com/office/2019/extlst" xmlns:r="http://schemas.openxmlformats.org/officeDocument/2006/relationships" xmlns:m="http://schemas.openxmlformats.org/officeDocument/2006/math" xmlns:v="urn:schemas-microsoft-com:vml" xmlns:wp14="http://schemas.microsoft.com/office/word/2010/wordprocessingDrawing" xmlns:wp="http://schemas.openxmlformats.org/drawingml/2006/wordprocessingDrawing" xmlns:w10="urn:schemas-microsoft-com:office:word" xmlns:w="http://schemas.openxmlformats.org/wordprocessingml/2006/main" xmlns:w14="http://schemas.microsoft.com/office/word/2010/wordml" xmlns:w15="http://schemas.microsoft.com/office/word/2012/wordml" xmlns:w16cex="http://schemas.microsoft.com/office/word/2018/wordml/cex" xmlns:w16cid="http://schemas.microsoft.com/office/word/2016/wordml/cid" xmlns:w16="http://schemas.microsoft.com/office/word/2018/wordml" xmlns:w16sdtdh="http://schemas.microsoft.com/office/word/2020/wordml/sdtdatahash" xmlns:w16se="http://schemas.microsoft.com/office/word/2015/wordml/symex" xmlns:wpg="http://schemas.microsoft.com/office/word/2010/wordprocessingGroup" xmlns:wpi="http://schemas.microsoft.com/office/word/2010/wordprocessingInk" xmlns:wne="http://schemas.microsoft.com/office/word/2006/wordml" xmlns:wps="http://schemas.microsoft.com/office/word/2010/wordprocessingShape" mc:Ignorable="w14 w15 w16se w16cid w16 w16cex w16sdtdh wp14">
+<w:ftr xmlns:wpc="http://schemas.microsoft.com/office/word/2010/wordprocessingCanvas" xmlns:cx="http://schemas.microsoft.com/office/drawing/2014/chartex" xmlns:cx1="http://schemas.microsoft.com/office/drawing/2015/9/8/chartex" xmlns:cx2="http://schemas.microsoft.com/office/drawing/2015/10/21/chartex" xmlns:cx3="http://schemas.microsoft.com/office/drawing/2016/5/9/chartex" xmlns:cx4="http://schemas.microsoft.com/office/drawing/2016/5/10/chartex" xmlns:cx5="http://schemas.microsoft.com/office/drawing/2016/5/11/chartex" xmlns:cx6="http://schemas.microsoft.com/office/drawing/2016/5/12/chartex" xmlns:cx7="http://schemas.microsoft.com/office/drawing/2016/5/13/chartex" xmlns:cx8="http://schemas.microsoft.com/office/drawing/2016/5/14/chartex" xmlns:mc="http://schemas.openxmlformats.org/markup-compatibility/2006" xmlns:aink="http://schemas.microsoft.com/office/drawing/2016/ink" xmlns:am3d="http://schemas.microsoft.com/office/drawing/2017/model3d" xmlns:o="urn:schemas-microsoft-com:office:office" xmlns:oel="http://schemas.microsoft.com/office/2019/extlst" xmlns:r="http://schemas.openxmlformats.org/officeDocument/2006/relationships" xmlns:m="http://schemas.openxmlformats.org/officeDocument/2006/math" xmlns:v="urn:schemas-microsoft-com:vml" xmlns:wp14="http://schemas.microsoft.com/office/word/2010/wordprocessingDrawing" xmlns:wp="http://schemas.openxmlformats.org/drawingml/2006/wordprocessingDrawing" xmlns:w10="urn:schemas-microsoft-com:office:word" xmlns:w="http://schemas.openxmlformats.org/wordprocessingml/2006/main" xmlns:w14="http://schemas.microsoft.com/office/word/2010/wordml" xmlns:w15="http://schemas.microsoft.com/office/word/2012/wordml" xmlns:w16cex="http://schemas.microsoft.com/office/word/2018/wordml/cex" xmlns:w16cid="http://schemas.microsoft.com/office/word/2016/wordml/cid" xmlns:w16="http://schemas.microsoft.com/office/word/2018/wordml" xmlns:w16du="http://schemas.microsoft.com/office/word/2023/wordml/word16du" xmlns:w16sdtdh="http://schemas.microsoft.com/office/word/2020/wordml/sdtdatahash" xmlns:w16sdtfl="http://schemas.microsoft.com/office/word/2024/wordml/sdtformatlock" xmlns:w16se="http://schemas.microsoft.com/office/word/2015/wordml/symex" xmlns:wpg="http://schemas.microsoft.com/office/word/2010/wordprocessingGroup" xmlns:wpi="http://schemas.microsoft.com/office/word/2010/wordprocessingInk" xmlns:wne="http://schemas.microsoft.com/office/word/2006/wordml" xmlns:wps="http://schemas.microsoft.com/office/word/2010/wordprocessingShape" mc:Ignorable="w14 w15 w16se w16cid w16 w16cex w16sdtdh w16sdtfl w16du wp14">
   <w:p>
     <w:pPr>
       <w:pStyle w:val="Footer"/>
@@ -174,7 +232,7 @@
 </file>
 
 <file path=word/footnotes.xml><?xml version="1.0" encoding="utf-8"?>
-<w:footnotes xmlns:wpc="http://schemas.microsoft.com/office/word/2010/wordprocessingCanvas" xmlns:cx="http://schemas.microsoft.com/office/drawing/2014/chartex" xmlns:cx1="http://schemas.microsoft.com/office/drawing/2015/9/8/chartex" xmlns:cx2="http://schemas.microsoft.com/office/drawing/2015/10/21/chartex" xmlns:cx3="http://schemas.microsoft.com/office/drawing/2016/5/9/chartex" xmlns:cx4="http://schemas.microsoft.com/office/drawing/2016/5/10/chartex" xmlns:cx5="http://schemas.microsoft.com/office/drawing/2016/5/11/chartex" xmlns:cx6="http://schemas.microsoft.com/office/drawing/2016/5/12/chartex" xmlns:cx7="http://schemas.microsoft.com/office/drawing/2016/5/13/chartex" xmlns:cx8="http://schemas.microsoft.com/office/drawing/2016/5/14/chartex" xmlns:mc="http://schemas.openxmlformats.org/markup-compatibility/2006" xmlns:aink="http://schemas.microsoft.com/office/drawing/2016/ink" xmlns:am3d="http://schemas.microsoft.com/office/drawing/2017/model3d" xmlns:o="urn:schemas-microsoft-com:office:office" xmlns:oel="http://schemas.microsoft.com/office/2019/extlst" xmlns:r="http://schemas.openxmlformats.org/officeDocument/2006/relationships" xmlns:m="http://schemas.openxmlformats.org/officeDocument/2006/math" xmlns:v="urn:schemas-microsoft-com:vml" xmlns:wp14="http://schemas.microsoft.com/office/word/2010/wordprocessingDrawing" xmlns:wp="http://schemas.openxmlformats.org/drawingml/2006/wordprocessingDrawing" xmlns:w10="urn:schemas-microsoft-com:office:word" xmlns:w="http://schemas.openxmlformats.org/wordprocessingml/2006/main" xmlns:w14="http://schemas.microsoft.com/office/word/2010/wordml" xmlns:w15="http://schemas.microsoft.com/office/word/2012/wordml" xmlns:w16cex="http://schemas.microsoft.com/office/word/2018/wordml/cex" xmlns:w16cid="http://schemas.microsoft.com/office/word/2016/wordml/cid" xmlns:w16="http://schemas.microsoft.com/office/word/2018/wordml" xmlns:w16sdtdh="http://schemas.microsoft.com/office/word/2020/wordml/sdtdatahash" xmlns:w16se="http://schemas.microsoft.com/office/word/2015/wordml/symex" xmlns:wpg="http://schemas.microsoft.com/office/word/2010/wordprocessingGroup" xmlns:wpi="http://schemas.microsoft.com/office/word/2010/wordprocessingInk" xmlns:wne="http://schemas.microsoft.com/office/word/2006/wordml" xmlns:wps="http://schemas.microsoft.com/office/word/2010/wordprocessingShape" mc:Ignorable="w14 w15 w16se w16cid w16 w16cex w16sdtdh wp14">
+<w:footnotes xmlns:wpc="http://schemas.microsoft.com/office/word/2010/wordprocessingCanvas" xmlns:cx="http://schemas.microsoft.com/office/drawing/2014/chartex" xmlns:cx1="http://schemas.microsoft.com/office/drawing/2015/9/8/chartex" xmlns:cx2="http://schemas.microsoft.com/office/drawing/2015/10/21/chartex" xmlns:cx3="http://schemas.microsoft.com/office/drawing/2016/5/9/chartex" xmlns:cx4="http://schemas.microsoft.com/office/drawing/2016/5/10/chartex" xmlns:cx5="http://schemas.microsoft.com/office/drawing/2016/5/11/chartex" xmlns:cx6="http://schemas.microsoft.com/office/drawing/2016/5/12/chartex" xmlns:cx7="http://schemas.microsoft.com/office/drawing/2016/5/13/chartex" xmlns:cx8="http://schemas.microsoft.com/office/drawing/2016/5/14/chartex" xmlns:mc="http://schemas.openxmlformats.org/markup-compatibility/2006" xmlns:aink="http://schemas.microsoft.com/office/drawing/2016/ink" xmlns:am3d="http://schemas.microsoft.com/office/drawing/2017/model3d" xmlns:o="urn:schemas-microsoft-com:office:office" xmlns:oel="http://schemas.microsoft.com/office/2019/extlst" xmlns:r="http://schemas.openxmlformats.org/officeDocument/2006/relationships" xmlns:m="http://schemas.openxmlformats.org/officeDocument/2006/math" xmlns:v="urn:schemas-microsoft-com:vml" xmlns:wp14="http://schemas.microsoft.com/office/word/2010/wordprocessingDrawing" xmlns:wp="http://schemas.openxmlformats.org/drawingml/2006/wordprocessingDrawing" xmlns:w10="urn:schemas-microsoft-com:office:word" xmlns:w="http://schemas.openxmlformats.org/wordprocessingml/2006/main" xmlns:w14="http://schemas.microsoft.com/office/word/2010/wordml" xmlns:w15="http://schemas.microsoft.com/office/word/2012/wordml" xmlns:w16cex="http://schemas.microsoft.com/office/word/2018/wordml/cex" xmlns:w16cid="http://schemas.microsoft.com/office/word/2016/wordml/cid" xmlns:w16="http://schemas.microsoft.com/office/word/2018/wordml" xmlns:w16du="http://schemas.microsoft.com/office/word/2023/wordml/word16du" xmlns:w16sdtdh="http://schemas.microsoft.com/office/word/2020/wordml/sdtdatahash" xmlns:w16sdtfl="http://schemas.microsoft.com/office/word/2024/wordml/sdtformatlock" xmlns:w16se="http://schemas.microsoft.com/office/word/2015/wordml/symex" xmlns:wpg="http://schemas.microsoft.com/office/word/2010/wordprocessingGroup" xmlns:wpi="http://schemas.microsoft.com/office/word/2010/wordprocessingInk" xmlns:wne="http://schemas.microsoft.com/office/word/2006/wordml" xmlns:wps="http://schemas.microsoft.com/office/word/2010/wordprocessingShape" mc:Ignorable="w14 w15 w16se w16cid w16 w16cex w16sdtdh w16sdtfl w16du wp14">
   <w:footnote w:type="separator" w:id="-1">
     <w:p>
       <w:pPr>
@@ -199,7 +257,7 @@
 </file>
 
 <file path=word/header1.xml><?xml version="1.0" encoding="utf-8"?>
-<w:hdr xmlns:wpc="http://schemas.microsoft.com/office/word/2010/wordprocessingCanvas" xmlns:cx="http://schemas.microsoft.com/office/drawing/2014/chartex" xmlns:cx1="http://schemas.microsoft.com/office/drawing/2015/9/8/chartex" xmlns:cx2="http://schemas.microsoft.com/office/drawing/2015/10/21/chartex" xmlns:cx3="http://schemas.microsoft.com/office/drawing/2016/5/9/chartex" xmlns:cx4="http://schemas.microsoft.com/office/drawing/2016/5/10/chartex" xmlns:cx5="http://schemas.microsoft.com/office/drawing/2016/5/11/chartex" xmlns:cx6="http://schemas.microsoft.com/office/drawing/2016/5/12/chartex" xmlns:cx7="http://schemas.microsoft.com/office/drawing/2016/5/13/chartex" xmlns:cx8="http://schemas.microsoft.com/office/drawing/2016/5/14/chartex" xmlns:mc="http://schemas.openxmlformats.org/markup-compatibility/2006" xmlns:aink="http://schemas.microsoft.com/office/drawing/2016/ink" xmlns:am3d="http://schemas.microsoft.com/office/drawing/2017/model3d" xmlns:o="urn:schemas-microsoft-com:office:office" xmlns:oel="http://schemas.microsoft.com/office/2019/extlst" xmlns:r="http://schemas.openxmlformats.org/officeDocument/2006/relationships" xmlns:m="http://schemas.openxmlformats.org/officeDocument/2006/math" xmlns:v="urn:schemas-microsoft-com:vml" xmlns:wp14="http://schemas.microsoft.com/office/word/2010/wordprocessingDrawing" xmlns:wp="http://schemas.openxmlformats.org/drawingml/2006/wordprocessingDrawing" xmlns:w10="urn:schemas-microsoft-com:office:word" xmlns:w="http://schemas.openxmlformats.org/wordprocessingml/2006/main" xmlns:w14="http://schemas.microsoft.com/office/word/2010/wordml" xmlns:w15="http://schemas.microsoft.com/office/word/2012/wordml" xmlns:w16cex="http://schemas.microsoft.com/office/word/2018/wordml/cex" xmlns:w16cid="http://schemas.microsoft.com/office/word/2016/wordml/cid" xmlns:w16="http://schemas.microsoft.com/office/word/2018/wordml" xmlns:w16sdtdh="http://schemas.microsoft.com/office/word/2020/wordml/sdtdatahash" xmlns:w16se="http://schemas.microsoft.com/office/word/2015/wordml/symex" xmlns:wpg="http://schemas.microsoft.com/office/word/2010/wordprocessingGroup" xmlns:wpi="http://schemas.microsoft.com/office/word/2010/wordprocessingInk" xmlns:wne="http://schemas.microsoft.com/office/word/2006/wordml" xmlns:wps="http://schemas.microsoft.com/office/word/2010/wordprocessingShape" mc:Ignorable="w14 w15 w16se w16cid w16 w16cex w16sdtdh wp14">
+<w:hdr xmlns:wpc="http://schemas.microsoft.com/office/word/2010/wordprocessingCanvas" xmlns:cx="http://schemas.microsoft.com/office/drawing/2014/chartex" xmlns:cx1="http://schemas.microsoft.com/office/drawing/2015/9/8/chartex" xmlns:cx2="http://schemas.microsoft.com/office/drawing/2015/10/21/chartex" xmlns:cx3="http://schemas.microsoft.com/office/drawing/2016/5/9/chartex" xmlns:cx4="http://schemas.microsoft.com/office/drawing/2016/5/10/chartex" xmlns:cx5="http://schemas.microsoft.com/office/drawing/2016/5/11/chartex" xmlns:cx6="http://schemas.microsoft.com/office/drawing/2016/5/12/chartex" xmlns:cx7="http://schemas.microsoft.com/office/drawing/2016/5/13/chartex" xmlns:cx8="http://schemas.microsoft.com/office/drawing/2016/5/14/chartex" xmlns:mc="http://schemas.openxmlformats.org/markup-compatibility/2006" xmlns:aink="http://schemas.microsoft.com/office/drawing/2016/ink" xmlns:am3d="http://schemas.microsoft.com/office/drawing/2017/model3d" xmlns:o="urn:schemas-microsoft-com:office:office" xmlns:oel="http://schemas.microsoft.com/office/2019/extlst" xmlns:r="http://schemas.openxmlformats.org/officeDocument/2006/relationships" xmlns:m="http://schemas.openxmlformats.org/officeDocument/2006/math" xmlns:v="urn:schemas-microsoft-com:vml" xmlns:wp14="http://schemas.microsoft.com/office/word/2010/wordprocessingDrawing" xmlns:wp="http://schemas.openxmlformats.org/drawingml/2006/wordprocessingDrawing" xmlns:w10="urn:schemas-microsoft-com:office:word" xmlns:w="http://schemas.openxmlformats.org/wordprocessingml/2006/main" xmlns:w14="http://schemas.microsoft.com/office/word/2010/wordml" xmlns:w15="http://schemas.microsoft.com/office/word/2012/wordml" xmlns:w16cex="http://schemas.microsoft.com/office/word/2018/wordml/cex" xmlns:w16cid="http://schemas.microsoft.com/office/word/2016/wordml/cid" xmlns:w16="http://schemas.microsoft.com/office/word/2018/wordml" xmlns:w16du="http://schemas.microsoft.com/office/word/2023/wordml/word16du" xmlns:w16sdtdh="http://schemas.microsoft.com/office/word/2020/wordml/sdtdatahash" xmlns:w16sdtfl="http://schemas.microsoft.com/office/word/2024/wordml/sdtformatlock" xmlns:w16se="http://schemas.microsoft.com/office/word/2015/wordml/symex" xmlns:wpg="http://schemas.microsoft.com/office/word/2010/wordprocessingGroup" xmlns:wpi="http://schemas.microsoft.com/office/word/2010/wordprocessingInk" xmlns:wne="http://schemas.microsoft.com/office/word/2006/wordml" xmlns:wps="http://schemas.microsoft.com/office/word/2010/wordprocessingShape" mc:Ignorable="w14 w15 w16se w16cid w16 w16cex w16sdtdh w16sdtfl w16du wp14">
   <w:p>
     <w:pPr>
       <w:pStyle w:val="Header"/>
@@ -209,7 +267,7 @@
 </file>
 
 <file path=word/header2.xml><?xml version="1.0" encoding="utf-8"?>
-<w:hdr xmlns:wpc="http://schemas.microsoft.com/office/word/2010/wordprocessingCanvas" xmlns:cx="http://schemas.microsoft.com/office/drawing/2014/chartex" xmlns:cx1="http://schemas.microsoft.com/office/drawing/2015/9/8/chartex" xmlns:cx2="http://schemas.microsoft.com/office/drawing/2015/10/21/chartex" xmlns:cx3="http://schemas.microsoft.com/office/drawing/2016/5/9/chartex" xmlns:cx4="http://schemas.microsoft.com/office/drawing/2016/5/10/chartex" xmlns:cx5="http://schemas.microsoft.com/office/drawing/2016/5/11/chartex" xmlns:cx6="http://schemas.microsoft.com/office/drawing/2016/5/12/chartex" xmlns:cx7="http://schemas.microsoft.com/office/drawing/2016/5/13/chartex" xmlns:cx8="http://schemas.microsoft.com/office/drawing/2016/5/14/chartex" xmlns:mc="http://schemas.openxmlformats.org/markup-compatibility/2006" xmlns:aink="http://schemas.microsoft.com/office/drawing/2016/ink" xmlns:am3d="http://schemas.microsoft.com/office/drawing/2017/model3d" xmlns:o="urn:schemas-microsoft-com:office:office" xmlns:oel="http://schemas.microsoft.com/office/2019/extlst" xmlns:r="http://schemas.openxmlformats.org/officeDocument/2006/relationships" xmlns:m="http://schemas.openxmlformats.org/officeDocument/2006/math" xmlns:v="urn:schemas-microsoft-com:vml" xmlns:wp14="http://schemas.microsoft.com/office/word/2010/wordprocessingDrawing" xmlns:wp="http://schemas.openxmlformats.org/drawingml/2006/wordprocessingDrawing" xmlns:w10="urn:schemas-microsoft-com:office:word" xmlns:w="http://schemas.openxmlformats.org/wordprocessingml/2006/main" xmlns:w14="http://schemas.microsoft.com/office/word/2010/wordml" xmlns:w15="http://schemas.microsoft.com/office/word/2012/wordml" xmlns:w16cex="http://schemas.microsoft.com/office/word/2018/wordml/cex" xmlns:w16cid="http://schemas.microsoft.com/office/word/2016/wordml/cid" xmlns:w16="http://schemas.microsoft.com/office/word/2018/wordml" xmlns:w16sdtdh="http://schemas.microsoft.com/office/word/2020/wordml/sdtdatahash" xmlns:w16se="http://schemas.microsoft.com/office/word/2015/wordml/symex" xmlns:wpg="http://schemas.microsoft.com/office/word/2010/wordprocessingGroup" xmlns:wpi="http://schemas.microsoft.com/office/word/2010/wordprocessingInk" xmlns:wne="http://schemas.microsoft.com/office/word/2006/wordml" xmlns:wps="http://schemas.microsoft.com/office/word/2010/wordprocessingShape" mc:Ignorable="w14 w15 w16se w16cid w16 w16cex w16sdtdh wp14">
+<w:hdr xmlns:wpc="http://schemas.microsoft.com/office/word/2010/wordprocessingCanvas" xmlns:cx="http://schemas.microsoft.com/office/drawing/2014/chartex" xmlns:cx1="http://schemas.microsoft.com/office/drawing/2015/9/8/chartex" xmlns:cx2="http://schemas.microsoft.com/office/drawing/2015/10/21/chartex" xmlns:cx3="http://schemas.microsoft.com/office/drawing/2016/5/9/chartex" xmlns:cx4="http://schemas.microsoft.com/office/drawing/2016/5/10/chartex" xmlns:cx5="http://schemas.microsoft.com/office/drawing/2016/5/11/chartex" xmlns:cx6="http://schemas.microsoft.com/office/drawing/2016/5/12/chartex" xmlns:cx7="http://schemas.microsoft.com/office/drawing/2016/5/13/chartex" xmlns:cx8="http://schemas.microsoft.com/office/drawing/2016/5/14/chartex" xmlns:mc="http://schemas.openxmlformats.org/markup-compatibility/2006" xmlns:aink="http://schemas.microsoft.com/office/drawing/2016/ink" xmlns:am3d="http://schemas.microsoft.com/office/drawing/2017/model3d" xmlns:o="urn:schemas-microsoft-com:office:office" xmlns:oel="http://schemas.microsoft.com/office/2019/extlst" xmlns:r="http://schemas.openxmlformats.org/officeDocument/2006/relationships" xmlns:m="http://schemas.openxmlformats.org/officeDocument/2006/math" xmlns:v="urn:schemas-microsoft-com:vml" xmlns:wp14="http://schemas.microsoft.com/office/word/2010/wordprocessingDrawing" xmlns:wp="http://schemas.openxmlformats.org/drawingml/2006/wordprocessingDrawing" xmlns:w10="urn:schemas-microsoft-com:office:word" xmlns:w="http://schemas.openxmlformats.org/wordprocessingml/2006/main" xmlns:w14="http://schemas.microsoft.com/office/word/2010/wordml" xmlns:w15="http://schemas.microsoft.com/office/word/2012/wordml" xmlns:w16cex="http://schemas.microsoft.com/office/word/2018/wordml/cex" xmlns:w16cid="http://schemas.microsoft.com/office/word/2016/wordml/cid" xmlns:w16="http://schemas.microsoft.com/office/word/2018/wordml" xmlns:w16du="http://schemas.microsoft.com/office/word/2023/wordml/word16du" xmlns:w16sdtdh="http://schemas.microsoft.com/office/word/2020/wordml/sdtdatahash" xmlns:w16sdtfl="http://schemas.microsoft.com/office/word/2024/wordml/sdtformatlock" xmlns:w16se="http://schemas.microsoft.com/office/word/2015/wordml/symex" xmlns:wpg="http://schemas.microsoft.com/office/word/2010/wordprocessingGroup" xmlns:wpi="http://schemas.microsoft.com/office/word/2010/wordprocessingInk" xmlns:wne="http://schemas.microsoft.com/office/word/2006/wordml" xmlns:wps="http://schemas.microsoft.com/office/word/2010/wordprocessingShape" mc:Ignorable="w14 w15 w16se w16cid w16 w16cex w16sdtdh w16sdtfl w16du wp14">
   <w:p>
     <w:pPr>
       <w:pStyle w:val="Header"/>
@@ -220,7 +278,7 @@
 </file>
 
 <file path=word/header3.xml><?xml version="1.0" encoding="utf-8"?>
-<w:hdr xmlns:wpc="http://schemas.microsoft.com/office/word/2010/wordprocessingCanvas" xmlns:cx="http://schemas.microsoft.com/office/drawing/2014/chartex" xmlns:cx1="http://schemas.microsoft.com/office/drawing/2015/9/8/chartex" xmlns:cx2="http://schemas.microsoft.com/office/drawing/2015/10/21/chartex" xmlns:cx3="http://schemas.microsoft.com/office/drawing/2016/5/9/chartex" xmlns:cx4="http://schemas.microsoft.com/office/drawing/2016/5/10/chartex" xmlns:cx5="http://schemas.microsoft.com/office/drawing/2016/5/11/chartex" xmlns:cx6="http://schemas.microsoft.com/office/drawing/2016/5/12/chartex" xmlns:cx7="http://schemas.microsoft.com/office/drawing/2016/5/13/chartex" xmlns:cx8="http://schemas.microsoft.com/office/drawing/2016/5/14/chartex" xmlns:mc="http://schemas.openxmlformats.org/markup-compatibility/2006" xmlns:aink="http://schemas.microsoft.com/office/drawing/2016/ink" xmlns:am3d="http://schemas.microsoft.com/office/drawing/2017/model3d" xmlns:o="urn:schemas-microsoft-com:office:office" xmlns:oel="http://schemas.microsoft.com/office/2019/extlst" xmlns:r="http://schemas.openxmlformats.org/officeDocument/2006/relationships" xmlns:m="http://schemas.openxmlformats.org/officeDocument/2006/math" xmlns:v="urn:schemas-microsoft-com:vml" xmlns:wp14="http://schemas.microsoft.com/office/word/2010/wordprocessingDrawing" xmlns:wp="http://schemas.openxmlformats.org/drawingml/2006/wordprocessingDrawing" xmlns:w10="urn:schemas-microsoft-com:office:word" xmlns:w="http://schemas.openxmlformats.org/wordprocessingml/2006/main" xmlns:w14="http://schemas.microsoft.com/office/word/2010/wordml" xmlns:w15="http://schemas.microsoft.com/office/word/2012/wordml" xmlns:w16cex="http://schemas.microsoft.com/office/word/2018/wordml/cex" xmlns:w16cid="http://schemas.microsoft.com/office/word/2016/wordml/cid" xmlns:w16="http://schemas.microsoft.com/office/word/2018/wordml" xmlns:w16sdtdh="http://schemas.microsoft.com/office/word/2020/wordml/sdtdatahash" xmlns:w16se="http://schemas.microsoft.com/office/word/2015/wordml/symex" xmlns:wpg="http://schemas.microsoft.com/office/word/2010/wordprocessingGroup" xmlns:wpi="http://schemas.microsoft.com/office/word/2010/wordprocessingInk" xmlns:wne="http://schemas.microsoft.com/office/word/2006/wordml" xmlns:wps="http://schemas.microsoft.com/office/word/2010/wordprocessingShape" mc:Ignorable="w14 w15 w16se w16cid w16 w16cex w16sdtdh wp14">
+<w:hdr xmlns:wpc="http://schemas.microsoft.com/office/word/2010/wordprocessingCanvas" xmlns:cx="http://schemas.microsoft.com/office/drawing/2014/chartex" xmlns:cx1="http://schemas.microsoft.com/office/drawing/2015/9/8/chartex" xmlns:cx2="http://schemas.microsoft.com/office/drawing/2015/10/21/chartex" xmlns:cx3="http://schemas.microsoft.com/office/drawing/2016/5/9/chartex" xmlns:cx4="http://schemas.microsoft.com/office/drawing/2016/5/10/chartex" xmlns:cx5="http://schemas.microsoft.com/office/drawing/2016/5/11/chartex" xmlns:cx6="http://schemas.microsoft.com/office/drawing/2016/5/12/chartex" xmlns:cx7="http://schemas.microsoft.com/office/drawing/2016/5/13/chartex" xmlns:cx8="http://schemas.microsoft.com/office/drawing/2016/5/14/chartex" xmlns:mc="http://schemas.openxmlformats.org/markup-compatibility/2006" xmlns:aink="http://schemas.microsoft.com/office/drawing/2016/ink" xmlns:am3d="http://schemas.microsoft.com/office/drawing/2017/model3d" xmlns:o="urn:schemas-microsoft-com:office:office" xmlns:oel="http://schemas.microsoft.com/office/2019/extlst" xmlns:r="http://schemas.openxmlformats.org/officeDocument/2006/relationships" xmlns:m="http://schemas.openxmlformats.org/officeDocument/2006/math" xmlns:v="urn:schemas-microsoft-com:vml" xmlns:wp14="http://schemas.microsoft.com/office/word/2010/wordprocessingDrawing" xmlns:wp="http://schemas.openxmlformats.org/drawingml/2006/wordprocessingDrawing" xmlns:w10="urn:schemas-microsoft-com:office:word" xmlns:w="http://schemas.openxmlformats.org/wordprocessingml/2006/main" xmlns:w14="http://schemas.microsoft.com/office/word/2010/wordml" xmlns:w15="http://schemas.microsoft.com/office/word/2012/wordml" xmlns:w16cex="http://schemas.microsoft.com/office/word/2018/wordml/cex" xmlns:w16cid="http://schemas.microsoft.com/office/word/2016/wordml/cid" xmlns:w16="http://schemas.microsoft.com/office/word/2018/wordml" xmlns:w16du="http://schemas.microsoft.com/office/word/2023/wordml/word16du" xmlns:w16sdtdh="http://schemas.microsoft.com/office/word/2020/wordml/sdtdatahash" xmlns:w16sdtfl="http://schemas.microsoft.com/office/word/2024/wordml/sdtformatlock" xmlns:w16se="http://schemas.microsoft.com/office/word/2015/wordml/symex" xmlns:wpg="http://schemas.microsoft.com/office/word/2010/wordprocessingGroup" xmlns:wpi="http://schemas.microsoft.com/office/word/2010/wordprocessingInk" xmlns:wne="http://schemas.microsoft.com/office/word/2006/wordml" xmlns:wps="http://schemas.microsoft.com/office/word/2010/wordprocessingShape" mc:Ignorable="w14 w15 w16se w16cid w16 w16cex w16sdtdh w16sdtfl w16du wp14">
   <w:p>
     <w:pPr>
       <w:pStyle w:val="Header"/>
@@ -229,7 +287,7 @@
     <w:r>
       <w:tab/>
       <w:tab/>
-      <w:t>2026-06-17</w:t>
+      <w:t>2026-06-18</w:t>
       <w:br/>
       <w:br/>
     </w:r>
@@ -242,7 +300,7 @@
 </file>
 
 <file path=word/numbering.xml><?xml version="1.0" encoding="utf-8"?>
-<w:numbering xmlns:wpc="http://schemas.microsoft.com/office/word/2010/wordprocessingCanvas" xmlns:cx="http://schemas.microsoft.com/office/drawing/2014/chartex" xmlns:cx1="http://schemas.microsoft.com/office/drawing/2015/9/8/chartex" xmlns:cx2="http://schemas.microsoft.com/office/drawing/2015/10/21/chartex" xmlns:cx3="http://schemas.microsoft.com/office/drawing/2016/5/9/chartex" xmlns:cx4="http://schemas.microsoft.com/office/drawing/2016/5/10/chartex" xmlns:cx5="http://schemas.microsoft.com/office/drawing/2016/5/11/chartex" xmlns:cx6="http://schemas.microsoft.com/office/drawing/2016/5/12/chartex" xmlns:cx7="http://schemas.microsoft.com/office/drawing/2016/5/13/chartex" xmlns:cx8="http://schemas.microsoft.com/office/drawing/2016/5/14/chartex" xmlns:mc="http://schemas.openxmlformats.org/markup-compatibility/2006" xmlns:aink="http://schemas.microsoft.com/office/drawing/2016/ink" xmlns:am3d="http://schemas.microsoft.com/office/drawing/2017/model3d" xmlns:o="urn:schemas-microsoft-com:office:office" xmlns:oel="http://schemas.microsoft.com/office/2019/extlst" xmlns:r="http://schemas.openxmlformats.org/officeDocument/2006/relationships" xmlns:m="http://schemas.openxmlformats.org/officeDocument/2006/math" xmlns:v="urn:schemas-microsoft-com:vml" xmlns:wp14="http://schemas.microsoft.com/office/word/2010/wordprocessingDrawing" xmlns:wp="http://schemas.openxmlformats.org/drawingml/2006/wordprocessingDrawing" xmlns:w10="urn:schemas-microsoft-com:office:word" xmlns:w="http://schemas.openxmlformats.org/wordprocessingml/2006/main" xmlns:w14="http://schemas.microsoft.com/office/word/2010/wordml" xmlns:w15="http://schemas.microsoft.com/office/word/2012/wordml" xmlns:w16cex="http://schemas.microsoft.com/office/word/2018/wordml/cex" xmlns:w16cid="http://schemas.microsoft.com/office/word/2016/wordml/cid" xmlns:w16="http://schemas.microsoft.com/office/word/2018/wordml" xmlns:w16sdtdh="http://schemas.microsoft.com/office/word/2020/wordml/sdtdatahash" xmlns:w16se="http://schemas.microsoft.com/office/word/2015/wordml/symex" xmlns:wpg="http://schemas.microsoft.com/office/word/2010/wordprocessingGroup" xmlns:wpi="http://schemas.microsoft.com/office/word/2010/wordprocessingInk" xmlns:wne="http://schemas.microsoft.com/office/word/2006/wordml" xmlns:wps="http://schemas.microsoft.com/office/word/2010/wordprocessingShape" mc:Ignorable="w14 w15 w16se w16cid w16 w16cex w16sdtdh wp14">
+<w:numbering xmlns:wpc="http://schemas.microsoft.com/office/word/2010/wordprocessingCanvas" xmlns:cx="http://schemas.microsoft.com/office/drawing/2014/chartex" xmlns:cx1="http://schemas.microsoft.com/office/drawing/2015/9/8/chartex" xmlns:cx2="http://schemas.microsoft.com/office/drawing/2015/10/21/chartex" xmlns:cx3="http://schemas.microsoft.com/office/drawing/2016/5/9/chartex" xmlns:cx4="http://schemas.microsoft.com/office/drawing/2016/5/10/chartex" xmlns:cx5="http://schemas.microsoft.com/office/drawing/2016/5/11/chartex" xmlns:cx6="http://schemas.microsoft.com/office/drawing/2016/5/12/chartex" xmlns:cx7="http://schemas.microsoft.com/office/drawing/2016/5/13/chartex" xmlns:cx8="http://schemas.microsoft.com/office/drawing/2016/5/14/chartex" xmlns:mc="http://schemas.openxmlformats.org/markup-compatibility/2006" xmlns:aink="http://schemas.microsoft.com/office/drawing/2016/ink" xmlns:am3d="http://schemas.microsoft.com/office/drawing/2017/model3d" xmlns:o="urn:schemas-microsoft-com:office:office" xmlns:oel="http://schemas.microsoft.com/office/2019/extlst" xmlns:r="http://schemas.openxmlformats.org/officeDocument/2006/relationships" xmlns:m="http://schemas.openxmlformats.org/officeDocument/2006/math" xmlns:v="urn:schemas-microsoft-com:vml" xmlns:wp14="http://schemas.microsoft.com/office/word/2010/wordprocessingDrawing" xmlns:wp="http://schemas.openxmlformats.org/drawingml/2006/wordprocessingDrawing" xmlns:w10="urn:schemas-microsoft-com:office:word" xmlns:w="http://schemas.openxmlformats.org/wordprocessingml/2006/main" xmlns:w14="http://schemas.microsoft.com/office/word/2010/wordml" xmlns:w15="http://schemas.microsoft.com/office/word/2012/wordml" xmlns:w16cex="http://schemas.microsoft.com/office/word/2018/wordml/cex" xmlns:w16cid="http://schemas.microsoft.com/office/word/2016/wordml/cid" xmlns:w16="http://schemas.microsoft.com/office/word/2018/wordml" xmlns:w16du="http://schemas.microsoft.com/office/word/2023/wordml/word16du" xmlns:w16sdtdh="http://schemas.microsoft.com/office/word/2020/wordml/sdtdatahash" xmlns:w16sdtfl="http://schemas.microsoft.com/office/word/2024/wordml/sdtformatlock" xmlns:w16se="http://schemas.microsoft.com/office/word/2015/wordml/symex" xmlns:wpg="http://schemas.microsoft.com/office/word/2010/wordprocessingGroup" xmlns:wpi="http://schemas.microsoft.com/office/word/2010/wordprocessingInk" xmlns:wne="http://schemas.microsoft.com/office/word/2006/wordml" xmlns:wps="http://schemas.microsoft.com/office/word/2010/wordprocessingShape" mc:Ignorable="w14 w15 w16se w16cid w16 w16cex w16sdtdh w16sdtfl w16du wp14">
   <w:abstractNum w:abstractNumId="0" w15:restartNumberingAfterBreak="0">
     <w:nsid w:val="FFFFFF7C"/>
     <w:multiLevelType w:val="singleLevel"/>
@@ -445,7 +503,7 @@
 </file>
 
 <file path=word/styles.xml><?xml version="1.0" encoding="utf-8"?>
-<w:styles xmlns:mc="http://schemas.openxmlformats.org/markup-compatibility/2006" xmlns:r="http://schemas.openxmlformats.org/officeDocument/2006/relationships" xmlns:w="http://schemas.openxmlformats.org/wordprocessingml/2006/main" xmlns:w14="http://schemas.microsoft.com/office/word/2010/wordml" xmlns:w15="http://schemas.microsoft.com/office/word/2012/wordml" xmlns:w16cex="http://schemas.microsoft.com/office/word/2018/wordml/cex" xmlns:w16cid="http://schemas.microsoft.com/office/word/2016/wordml/cid" xmlns:w16="http://schemas.microsoft.com/office/word/2018/wordml" xmlns:w16sdtdh="http://schemas.microsoft.com/office/word/2020/wordml/sdtdatahash" xmlns:w16se="http://schemas.microsoft.com/office/word/2015/wordml/symex" mc:Ignorable="w14 w15 w16se w16cid w16 w16cex w16sdtdh">
+<w:styles xmlns:mc="http://schemas.openxmlformats.org/markup-compatibility/2006" xmlns:r="http://schemas.openxmlformats.org/officeDocument/2006/relationships" xmlns:w="http://schemas.openxmlformats.org/wordprocessingml/2006/main" xmlns:w14="http://schemas.microsoft.com/office/word/2010/wordml" xmlns:w15="http://schemas.microsoft.com/office/word/2012/wordml" xmlns:w16cex="http://schemas.microsoft.com/office/word/2018/wordml/cex" xmlns:w16cid="http://schemas.microsoft.com/office/word/2016/wordml/cid" xmlns:w16="http://schemas.microsoft.com/office/word/2018/wordml" xmlns:w16du="http://schemas.microsoft.com/office/word/2023/wordml/word16du" xmlns:w16sdtdh="http://schemas.microsoft.com/office/word/2020/wordml/sdtdatahash" xmlns:w16sdtfl="http://schemas.microsoft.com/office/word/2024/wordml/sdtformatlock" xmlns:w16se="http://schemas.microsoft.com/office/word/2015/wordml/symex" mc:Ignorable="w14 w15 w16se w16cid w16 w16cex w16sdtdh w16sdtfl w16du">
   <w:docDefaults>
     <w:rPrDefault>
       <w:rPr>
@@ -1203,7 +1261,7 @@
     <w:link w:val="TitleChar"/>
     <w:uiPriority w:val="10"/>
     <w:qFormat/>
-    <w:rsid w:val="007106C8"/>
+    <w:rsid w:val="00E854FA"/>
     <w:pPr>
       <w:spacing w:after="300" w:line="240" w:lineRule="auto"/>
       <w:contextualSpacing/>
@@ -1213,7 +1271,7 @@
       <w:rFonts w:eastAsiaTheme="majorEastAsia" w:cstheme="majorBidi"/>
       <w:spacing w:val="5"/>
       <w:kern w:val="28"/>
-      <w:sz w:val="52"/>
+      <w:sz w:val="40"/>
       <w:szCs w:val="52"/>
       <w:lang w:val="sv-SE" w:eastAsia="en-US" w:bidi="ar-SA"/>
     </w:rPr>
@@ -1223,12 +1281,12 @@
     <w:basedOn w:val="DefaultParagraphFont"/>
     <w:link w:val="Title"/>
     <w:uiPriority w:val="10"/>
-    <w:rsid w:val="007106C8"/>
+    <w:rsid w:val="00E854FA"/>
     <w:rPr>
       <w:rFonts w:ascii="Times New Roman" w:eastAsiaTheme="majorEastAsia" w:hAnsi="Times New Roman" w:cstheme="majorBidi"/>
       <w:spacing w:val="5"/>
       <w:kern w:val="28"/>
-      <w:sz w:val="52"/>
+      <w:sz w:val="40"/>
       <w:szCs w:val="52"/>
       <w:lang w:val="sv-SE" w:eastAsia="en-US" w:bidi="ar-SA"/>
     </w:rPr>

--- a/tillsyn/A 8764-2026 tillsynsbegäran.docx
+++ b/tillsyn/A 8764-2026 tillsynsbegäran.docx
@@ -287,7 +287,7 @@
     <w:r>
       <w:tab/>
       <w:tab/>
-      <w:t>2026-06-18</w:t>
+      <w:t>2026-06-19</w:t>
       <w:br/>
       <w:br/>
     </w:r>

--- a/tillsyn/A 8764-2026 tillsynsbegäran.docx
+++ b/tillsyn/A 8764-2026 tillsynsbegäran.docx
@@ -287,7 +287,7 @@
     <w:r>
       <w:tab/>
       <w:tab/>
-      <w:t>2026-06-19</w:t>
+      <w:t>2026-06-20</w:t>
       <w:br/>
       <w:br/>
     </w:r>

--- a/tillsyn/A 8764-2026 tillsynsbegäran.docx
+++ b/tillsyn/A 8764-2026 tillsynsbegäran.docx
@@ -12,10 +12,7 @@
     </w:p>
     <w:p>
       <w:r>
-        <w:t>Detta dokument behandlar höga naturvärden i avverkningsanmälan A 8764-2026 i Rättviks kommun som inkom 2026-02-13 och omfattar 0,2 ha.</w:t>
-      </w:r>
-      <w:r>
-        <w:t xml:space="preserve"> I Figur 1 visas fyndplatser för naturvårdsarter i området, som finns registrerade på Artportalen.</w:t>
+        <w:t>Denna tillsynsbegäran behandlar höga naturvärden i avverkningsanmälan A 8764-2026 i Rättviks kommun som inkom 2026-02-13 och omfattar 0,2 ha.</w:t>
       </w:r>
     </w:p>
     <w:p>
@@ -25,7 +22,7 @@
       <w:r>
         <w:drawing>
           <wp:inline xmlns:a="http://schemas.openxmlformats.org/drawingml/2006/main" xmlns:pic="http://schemas.openxmlformats.org/drawingml/2006/picture">
-            <wp:extent cx="5283141" cy="5688000"/>
+            <wp:extent cx="5316578" cy="5724000"/>
             <wp:docPr id="1" name="Picture 1"/>
             <wp:cNvGraphicFramePr>
               <a:graphicFrameLocks noChangeAspect="1"/>
@@ -46,7 +43,7 @@
                   <pic:spPr>
                     <a:xfrm>
                       <a:off x="0" y="0"/>
-                      <a:ext cx="5283141" cy="5688000"/>
+                      <a:ext cx="5316578" cy="5724000"/>
                     </a:xfrm>
                     <a:prstGeom prst="rect"/>
                   </pic:spPr>
@@ -63,7 +60,20 @@
         <w:spacing w:after="240"/>
       </w:pPr>
       <w:r>
-        <w:t>Figur 1. Fyndplatser för naturvårdsarter i och inom 19 meter från avverkningsanmälan (röd linje). Inom parentes anges rödlistekategorier, S för signalarter, Tför typiska arter och fridlysningsparagrafer i artskyddsförordningen.Markörer utan svart kant är placerade på fyndplatsen. Markörer med svart kant är placerade vid sidan av fyndplatsen och har ett svart streck som visar fyndplatsens exakta position. Kartans mittpunktskoordinat är N 6751955, E 508918 i SWEREF 99 TM.</w:t>
+        <w:t>Figur 1. Fyndplatser för naturvårdsarter i och inom 19 meter från avverkningsanmälan. Markörer utan svart kant är placerade på fyndplatsen. Markörer med svart kant är placerade vid sidan av fyndplatsen har ett svart streck som visar fyndplatsens exakta position. Kartans mittpunktskoordinat är N 6751955, E 508918 i SWEREF 99 TM.</w:t>
+      </w:r>
+    </w:p>
+    <w:p>
+      <w:r>
+        <w:t>I och inom 19 meter från avverkningsanmälan finns fynd av 5 naturvårdsarter, varav 4 är rödlistade och 1 är signalart (S): bitter taggsvamp (EN), kopparspindling (VU), skrovlig taggsvamp (VU), stor vårtrattskivling (NT) och zontaggsvamp (S). Se Figur 1.</w:t>
+      </w:r>
+    </w:p>
+    <w:p>
+      <w:pPr>
+        <w:pStyle w:val="Heading1"/>
+      </w:pPr>
+      <w:r>
+        <w:t>Tillsynsbegäran</w:t>
       </w:r>
     </w:p>
     <w:p>
@@ -77,26 +87,16 @@
       </w:r>
     </w:p>
     <w:p>
-      <w:r>
-        <w:t>Nedan beskrivs fynd av naturvårdsarter som gjorts i det avverkningsanmälda området.</w:t>
-      </w:r>
-    </w:p>
-    <w:p>
       <w:pPr>
         <w:pStyle w:val="Heading1"/>
       </w:pPr>
       <w:r>
-        <w:t>Naturvårdsarter</w:t>
+        <w:t>Naturvårdsarter och fridlysta arter</w:t>
       </w:r>
     </w:p>
     <w:p>
       <w:r>
-        <w:t>I och inom 19 meter från avverkningsanmälan har följande 5 naturvårdsarter hittats: bitter taggsvamp (EN), kopparspindling (VU), skrovlig taggsvamp (VU), stor vårtrattskivling (NT) och zontaggsvamp (S). Av dessa är 4 rödlistade. För rödlistade arter har rödlistekategorin angivits inom parentes. Arter som är signalarter enligt Skogsstyrelsen har markerats med (S).</w:t>
-      </w:r>
-    </w:p>
-    <w:p>
-      <w:r>
-        <w:t>De påträffade naturvårdsarterna är ett tydligt kvitto på att det rör sig om en skog med höga naturvärden.</w:t>
+        <w:t>Nedan följer beskrivningar av de naturvårdsarter och fridlysta arter som har sina livsmiljöer och växtplatser i den avverkningsanmälda skogen. De påträffade naturvårdsarterna är ett tydligt kvitto på att det rör sig om en skog med höga naturvärden.</w:t>
       </w:r>
     </w:p>
     <w:p>
@@ -287,7 +287,7 @@
     <w:r>
       <w:tab/>
       <w:tab/>
-      <w:t>2026-06-20</w:t>
+      <w:t>2026-06-21</w:t>
       <w:br/>
       <w:br/>
     </w:r>

--- a/tillsyn/A 8764-2026 tillsynsbegäran.docx
+++ b/tillsyn/A 8764-2026 tillsynsbegäran.docx
@@ -287,7 +287,7 @@
     <w:r>
       <w:tab/>
       <w:tab/>
-      <w:t>2026-06-21</w:t>
+      <w:t>2026-06-22</w:t>
       <w:br/>
       <w:br/>
     </w:r>

--- a/tillsyn/A 8764-2026 tillsynsbegäran.docx
+++ b/tillsyn/A 8764-2026 tillsynsbegäran.docx
@@ -287,7 +287,7 @@
     <w:r>
       <w:tab/>
       <w:tab/>
-      <w:t>2026-06-22</w:t>
+      <w:t>2026-06-23</w:t>
       <w:br/>
       <w:br/>
     </w:r>

--- a/tillsyn/A 8764-2026 tillsynsbegäran.docx
+++ b/tillsyn/A 8764-2026 tillsynsbegäran.docx
@@ -287,7 +287,7 @@
     <w:r>
       <w:tab/>
       <w:tab/>
-      <w:t>2026-06-23</w:t>
+      <w:t>2026-06-24</w:t>
       <w:br/>
       <w:br/>
     </w:r>

--- a/tillsyn/A 8764-2026 tillsynsbegäran.docx
+++ b/tillsyn/A 8764-2026 tillsynsbegäran.docx
@@ -287,7 +287,7 @@
     <w:r>
       <w:tab/>
       <w:tab/>
-      <w:t>2026-06-24</w:t>
+      <w:t>2026-06-25</w:t>
       <w:br/>
       <w:br/>
     </w:r>

--- a/tillsyn/A 8764-2026 tillsynsbegäran.docx
+++ b/tillsyn/A 8764-2026 tillsynsbegäran.docx
@@ -287,7 +287,7 @@
     <w:r>
       <w:tab/>
       <w:tab/>
-      <w:t>2026-06-25</w:t>
+      <w:t>2026-06-26</w:t>
       <w:br/>
       <w:br/>
     </w:r>

--- a/tillsyn/A 8764-2026 tillsynsbegäran.docx
+++ b/tillsyn/A 8764-2026 tillsynsbegäran.docx
@@ -287,7 +287,7 @@
     <w:r>
       <w:tab/>
       <w:tab/>
-      <w:t>2026-06-26</w:t>
+      <w:t>2026-06-27</w:t>
       <w:br/>
       <w:br/>
     </w:r>

--- a/tillsyn/A 8764-2026 tillsynsbegäran.docx
+++ b/tillsyn/A 8764-2026 tillsynsbegäran.docx
@@ -287,7 +287,7 @@
     <w:r>
       <w:tab/>
       <w:tab/>
-      <w:t>2026-07-13</w:t>
+      <w:t>2026-07-14</w:t>
       <w:br/>
       <w:br/>
     </w:r>

--- a/tillsyn/A 8764-2026 tillsynsbegäran.docx
+++ b/tillsyn/A 8764-2026 tillsynsbegäran.docx
@@ -287,7 +287,7 @@
     <w:r>
       <w:tab/>
       <w:tab/>
-      <w:t>2026-07-14</w:t>
+      <w:t>2026-07-15</w:t>
       <w:br/>
       <w:br/>
     </w:r>

--- a/tillsyn/A 8764-2026 tillsynsbegäran.docx
+++ b/tillsyn/A 8764-2026 tillsynsbegäran.docx
@@ -287,7 +287,7 @@
     <w:r>
       <w:tab/>
       <w:tab/>
-      <w:t>2026-07-15</w:t>
+      <w:t>2026-07-16</w:t>
       <w:br/>
       <w:br/>
     </w:r>

--- a/tillsyn/A 8764-2026 tillsynsbegäran.docx
+++ b/tillsyn/A 8764-2026 tillsynsbegäran.docx
@@ -287,7 +287,7 @@
     <w:r>
       <w:tab/>
       <w:tab/>
-      <w:t>2026-07-16</w:t>
+      <w:t>2026-07-17</w:t>
       <w:br/>
       <w:br/>
     </w:r>

--- a/tillsyn/A 8764-2026 tillsynsbegäran.docx
+++ b/tillsyn/A 8764-2026 tillsynsbegäran.docx
@@ -287,7 +287,7 @@
     <w:r>
       <w:tab/>
       <w:tab/>
-      <w:t>2026-07-17</w:t>
+      <w:t>2026-07-18</w:t>
       <w:br/>
       <w:br/>
     </w:r>

--- a/tillsyn/A 8764-2026 tillsynsbegäran.docx
+++ b/tillsyn/A 8764-2026 tillsynsbegäran.docx
@@ -287,7 +287,7 @@
     <w:r>
       <w:tab/>
       <w:tab/>
-      <w:t>2026-07-18</w:t>
+      <w:t>2026-07-19</w:t>
       <w:br/>
       <w:br/>
     </w:r>

--- a/tillsyn/A 8764-2026 tillsynsbegäran.docx
+++ b/tillsyn/A 8764-2026 tillsynsbegäran.docx
@@ -287,7 +287,7 @@
     <w:r>
       <w:tab/>
       <w:tab/>
-      <w:t>2026-07-19</w:t>
+      <w:t>2026-07-20</w:t>
       <w:br/>
       <w:br/>
     </w:r>

--- a/tillsyn/A 8764-2026 tillsynsbegäran.docx
+++ b/tillsyn/A 8764-2026 tillsynsbegäran.docx
@@ -287,7 +287,7 @@
     <w:r>
       <w:tab/>
       <w:tab/>
-      <w:t>2026-07-20</w:t>
+      <w:t>2026-07-21</w:t>
       <w:br/>
       <w:br/>
     </w:r>

--- a/tillsyn/A 8764-2026 tillsynsbegäran.docx
+++ b/tillsyn/A 8764-2026 tillsynsbegäran.docx
@@ -287,7 +287,7 @@
     <w:r>
       <w:tab/>
       <w:tab/>
-      <w:t>2026-07-21</w:t>
+      <w:t>2026-07-22</w:t>
       <w:br/>
       <w:br/>
     </w:r>

--- a/tillsyn/A 8764-2026 tillsynsbegäran.docx
+++ b/tillsyn/A 8764-2026 tillsynsbegäran.docx
@@ -287,7 +287,7 @@
     <w:r>
       <w:tab/>
       <w:tab/>
-      <w:t>2026-07-22</w:t>
+      <w:t>2026-07-23</w:t>
       <w:br/>
       <w:br/>
     </w:r>

--- a/tillsyn/A 8764-2026 tillsynsbegäran.docx
+++ b/tillsyn/A 8764-2026 tillsynsbegäran.docx
@@ -287,7 +287,7 @@
     <w:r>
       <w:tab/>
       <w:tab/>
-      <w:t>2026-07-23</w:t>
+      <w:t>2026-07-24</w:t>
       <w:br/>
       <w:br/>
     </w:r>

--- a/tillsyn/A 8764-2026 tillsynsbegäran.docx
+++ b/tillsyn/A 8764-2026 tillsynsbegäran.docx
@@ -287,7 +287,7 @@
     <w:r>
       <w:tab/>
       <w:tab/>
-      <w:t>2026-07-24</w:t>
+      <w:t>2026-07-25</w:t>
       <w:br/>
       <w:br/>
     </w:r>

--- a/tillsyn/A 8764-2026 tillsynsbegäran.docx
+++ b/tillsyn/A 8764-2026 tillsynsbegäran.docx
@@ -287,7 +287,7 @@
     <w:r>
       <w:tab/>
       <w:tab/>
-      <w:t>2026-07-25</w:t>
+      <w:t>2026-07-26</w:t>
       <w:br/>
       <w:br/>
     </w:r>

--- a/tillsyn/A 8764-2026 tillsynsbegäran.docx
+++ b/tillsyn/A 8764-2026 tillsynsbegäran.docx
@@ -287,7 +287,7 @@
     <w:r>
       <w:tab/>
       <w:tab/>
-      <w:t>2026-07-26</w:t>
+      <w:t>2026-07-27</w:t>
       <w:br/>
       <w:br/>
     </w:r>

--- a/tillsyn/A 8764-2026 tillsynsbegäran.docx
+++ b/tillsyn/A 8764-2026 tillsynsbegäran.docx
@@ -287,7 +287,7 @@
     <w:r>
       <w:tab/>
       <w:tab/>
-      <w:t>2026-07-27</w:t>
+      <w:t>2026-07-28</w:t>
       <w:br/>
       <w:br/>
     </w:r>

--- a/tillsyn/A 8764-2026 tillsynsbegäran.docx
+++ b/tillsyn/A 8764-2026 tillsynsbegäran.docx
@@ -287,7 +287,7 @@
     <w:r>
       <w:tab/>
       <w:tab/>
-      <w:t>2026-07-28</w:t>
+      <w:t>2026-07-29</w:t>
       <w:br/>
       <w:br/>
     </w:r>

--- a/tillsyn/A 8764-2026 tillsynsbegäran.docx
+++ b/tillsyn/A 8764-2026 tillsynsbegäran.docx
@@ -287,7 +287,7 @@
     <w:r>
       <w:tab/>
       <w:tab/>
-      <w:t>2026-07-29</w:t>
+      <w:t>2026-07-30</w:t>
       <w:br/>
       <w:br/>
     </w:r>

--- a/tillsyn/A 8764-2026 tillsynsbegäran.docx
+++ b/tillsyn/A 8764-2026 tillsynsbegäran.docx
@@ -287,7 +287,7 @@
     <w:r>
       <w:tab/>
       <w:tab/>
-      <w:t>2026-07-30</w:t>
+      <w:t>2026-07-31</w:t>
       <w:br/>
       <w:br/>
     </w:r>

--- a/tillsyn/A 8764-2026 tillsynsbegäran.docx
+++ b/tillsyn/A 8764-2026 tillsynsbegäran.docx
@@ -287,7 +287,7 @@
     <w:r>
       <w:tab/>
       <w:tab/>
-      <w:t>2026-07-31</w:t>
+      <w:t>2026-08-01</w:t>
       <w:br/>
       <w:br/>
     </w:r>

--- a/tillsyn/A 8764-2026 tillsynsbegäran.docx
+++ b/tillsyn/A 8764-2026 tillsynsbegäran.docx
@@ -287,7 +287,7 @@
     <w:r>
       <w:tab/>
       <w:tab/>
-      <w:t>2026-08-01</w:t>
+      <w:t>2026-08-02</w:t>
       <w:br/>
       <w:br/>
     </w:r>

--- a/tillsyn/A 8764-2026 tillsynsbegäran.docx
+++ b/tillsyn/A 8764-2026 tillsynsbegäran.docx
@@ -287,7 +287,7 @@
     <w:r>
       <w:tab/>
       <w:tab/>
-      <w:t>2026-08-02</w:t>
+      <w:t>2026-08-03</w:t>
       <w:br/>
       <w:br/>
     </w:r>

--- a/tillsyn/A 8764-2026 tillsynsbegäran.docx
+++ b/tillsyn/A 8764-2026 tillsynsbegäran.docx
@@ -287,7 +287,7 @@
     <w:r>
       <w:tab/>
       <w:tab/>
-      <w:t>2026-08-03</w:t>
+      <w:t>2026-08-05</w:t>
       <w:br/>
       <w:br/>
     </w:r>

--- a/tillsyn/A 8764-2026 tillsynsbegäran.docx
+++ b/tillsyn/A 8764-2026 tillsynsbegäran.docx
@@ -287,7 +287,7 @@
     <w:r>
       <w:tab/>
       <w:tab/>
-      <w:t>2026-08-05</w:t>
+      <w:t>2026-08-07</w:t>
       <w:br/>
       <w:br/>
     </w:r>

--- a/tillsyn/A 8764-2026 tillsynsbegäran.docx
+++ b/tillsyn/A 8764-2026 tillsynsbegäran.docx
@@ -287,7 +287,7 @@
     <w:r>
       <w:tab/>
       <w:tab/>
-      <w:t>2026-08-07</w:t>
+      <w:t>2026-08-08</w:t>
       <w:br/>
       <w:br/>
     </w:r>

--- a/tillsyn/A 8764-2026 tillsynsbegäran.docx
+++ b/tillsyn/A 8764-2026 tillsynsbegäran.docx
@@ -60,7 +60,7 @@
         <w:spacing w:after="240"/>
       </w:pPr>
       <w:r>
-        <w:t>Figur 1. Fyndplatser för naturvårdsarter i och inom 19 meter från avverkningsanmälan. Markörer utan svart kant är placerade på fyndplatsen. Markörer med svart kant är placerade vid sidan av fyndplatsen har ett svart streck som visar fyndplatsens exakta position. Kartans mittpunktskoordinat är N 6751955, E 508918 i SWEREF 99 TM.</w:t>
+        <w:t>Figur 1. Fyndplatser för naturvårdsarter i och inom 19 meter från avverkningsanmälan. Markörer utan svart kant är placerade på fyndplatsen. Markörer med svart kant är placerade vid sidan av fyndplatsen och har ett svart streck som visar fyndplatsens exakta position. Kartans mittpunktskoordinat är N 6751955, E 508918 i SWEREF 99 TM.</w:t>
       </w:r>
     </w:p>
     <w:p>
@@ -287,7 +287,7 @@
     <w:r>
       <w:tab/>
       <w:tab/>
-      <w:t>2026-08-14</w:t>
+      <w:t>2026-08-15</w:t>
       <w:br/>
       <w:br/>
     </w:r>

--- a/tillsyn/A 8764-2026 tillsynsbegäran.docx
+++ b/tillsyn/A 8764-2026 tillsynsbegäran.docx
@@ -287,7 +287,7 @@
     <w:r>
       <w:tab/>
       <w:tab/>
-      <w:t>2026-08-15</w:t>
+      <w:t>2026-08-16</w:t>
       <w:br/>
       <w:br/>
     </w:r>

--- a/tillsyn/A 8764-2026 tillsynsbegäran.docx
+++ b/tillsyn/A 8764-2026 tillsynsbegäran.docx
@@ -287,7 +287,7 @@
     <w:r>
       <w:tab/>
       <w:tab/>
-      <w:t>2026-08-16</w:t>
+      <w:t>2026-08-17</w:t>
       <w:br/>
       <w:br/>
     </w:r>

--- a/tillsyn/A 8764-2026 tillsynsbegäran.docx
+++ b/tillsyn/A 8764-2026 tillsynsbegäran.docx
@@ -287,7 +287,7 @@
     <w:r>
       <w:tab/>
       <w:tab/>
-      <w:t>2026-08-17</w:t>
+      <w:t>2026-08-18</w:t>
       <w:br/>
       <w:br/>
     </w:r>

--- a/tillsyn/A 8764-2026 tillsynsbegäran.docx
+++ b/tillsyn/A 8764-2026 tillsynsbegäran.docx
@@ -287,7 +287,7 @@
     <w:r>
       <w:tab/>
       <w:tab/>
-      <w:t>2026-08-18</w:t>
+      <w:t>2026-08-19</w:t>
       <w:br/>
       <w:br/>
     </w:r>

--- a/tillsyn/A 8764-2026 tillsynsbegäran.docx
+++ b/tillsyn/A 8764-2026 tillsynsbegäran.docx
@@ -287,7 +287,7 @@
     <w:r>
       <w:tab/>
       <w:tab/>
-      <w:t>2026-08-19</w:t>
+      <w:t>2026-08-20</w:t>
       <w:br/>
       <w:br/>
     </w:r>

--- a/tillsyn/A 8764-2026 tillsynsbegäran.docx
+++ b/tillsyn/A 8764-2026 tillsynsbegäran.docx
@@ -287,7 +287,7 @@
     <w:r>
       <w:tab/>
       <w:tab/>
-      <w:t>2026-08-20</w:t>
+      <w:t>2026-08-21</w:t>
       <w:br/>
       <w:br/>
     </w:r>

--- a/tillsyn/A 8764-2026 tillsynsbegäran.docx
+++ b/tillsyn/A 8764-2026 tillsynsbegäran.docx
@@ -287,7 +287,7 @@
     <w:r>
       <w:tab/>
       <w:tab/>
-      <w:t>2026-08-21</w:t>
+      <w:t>2026-08-22</w:t>
       <w:br/>
       <w:br/>
     </w:r>

--- a/tillsyn/A 8764-2026 tillsynsbegäran.docx
+++ b/tillsyn/A 8764-2026 tillsynsbegäran.docx
@@ -287,7 +287,7 @@
     <w:r>
       <w:tab/>
       <w:tab/>
-      <w:t>2026-08-22</w:t>
+      <w:t>2026-08-23</w:t>
       <w:br/>
       <w:br/>
     </w:r>

--- a/tillsyn/A 8764-2026 tillsynsbegäran.docx
+++ b/tillsyn/A 8764-2026 tillsynsbegäran.docx
@@ -287,7 +287,7 @@
     <w:r>
       <w:tab/>
       <w:tab/>
-      <w:t>2026-08-23</w:t>
+      <w:t>2026-08-24</w:t>
       <w:br/>
       <w:br/>
     </w:r>

--- a/tillsyn/A 8764-2026 tillsynsbegäran.docx
+++ b/tillsyn/A 8764-2026 tillsynsbegäran.docx
@@ -287,7 +287,7 @@
     <w:r>
       <w:tab/>
       <w:tab/>
-      <w:t>2026-08-24</w:t>
+      <w:t>2026-08-25</w:t>
       <w:br/>
       <w:br/>
     </w:r>

--- a/tillsyn/A 8764-2026 tillsynsbegäran.docx
+++ b/tillsyn/A 8764-2026 tillsynsbegäran.docx
@@ -287,7 +287,7 @@
     <w:r>
       <w:tab/>
       <w:tab/>
-      <w:t>2026-08-25</w:t>
+      <w:t>2026-08-26</w:t>
       <w:br/>
       <w:br/>
     </w:r>

--- a/tillsyn/A 8764-2026 tillsynsbegäran.docx
+++ b/tillsyn/A 8764-2026 tillsynsbegäran.docx
@@ -287,7 +287,7 @@
     <w:r>
       <w:tab/>
       <w:tab/>
-      <w:t>2026-08-26</w:t>
+      <w:t>2026-08-27</w:t>
       <w:br/>
       <w:br/>
     </w:r>

--- a/tillsyn/A 8764-2026 tillsynsbegäran.docx
+++ b/tillsyn/A 8764-2026 tillsynsbegäran.docx
@@ -287,7 +287,7 @@
     <w:r>
       <w:tab/>
       <w:tab/>
-      <w:t>2026-08-27</w:t>
+      <w:t>2026-08-28</w:t>
       <w:br/>
       <w:br/>
     </w:r>

--- a/tillsyn/A 8764-2026 tillsynsbegäran.docx
+++ b/tillsyn/A 8764-2026 tillsynsbegäran.docx
@@ -287,7 +287,7 @@
     <w:r>
       <w:tab/>
       <w:tab/>
-      <w:t>2026-08-28</w:t>
+      <w:t>2026-08-29</w:t>
       <w:br/>
       <w:br/>
     </w:r>

--- a/tillsyn/A 8764-2026 tillsynsbegäran.docx
+++ b/tillsyn/A 8764-2026 tillsynsbegäran.docx
@@ -287,7 +287,7 @@
     <w:r>
       <w:tab/>
       <w:tab/>
-      <w:t>2026-08-29</w:t>
+      <w:t>2026-08-31</w:t>
       <w:br/>
       <w:br/>
     </w:r>

--- a/tillsyn/A 8764-2026 tillsynsbegäran.docx
+++ b/tillsyn/A 8764-2026 tillsynsbegäran.docx
@@ -287,7 +287,7 @@
     <w:r>
       <w:tab/>
       <w:tab/>
-      <w:t>2026-08-31</w:t>
+      <w:t>2026-09-01</w:t>
       <w:br/>
       <w:br/>
     </w:r>

--- a/tillsyn/A 8764-2026 tillsynsbegäran.docx
+++ b/tillsyn/A 8764-2026 tillsynsbegäran.docx
@@ -287,7 +287,7 @@
     <w:r>
       <w:tab/>
       <w:tab/>
-      <w:t>2026-09-01</w:t>
+      <w:t>2026-09-02</w:t>
       <w:br/>
       <w:br/>
     </w:r>

--- a/tillsyn/A 8764-2026 tillsynsbegäran.docx
+++ b/tillsyn/A 8764-2026 tillsynsbegäran.docx
@@ -287,7 +287,7 @@
     <w:r>
       <w:tab/>
       <w:tab/>
-      <w:t>2026-09-02</w:t>
+      <w:t>2026-09-03</w:t>
       <w:br/>
       <w:br/>
     </w:r>

--- a/tillsyn/A 8764-2026 tillsynsbegäran.docx
+++ b/tillsyn/A 8764-2026 tillsynsbegäran.docx
@@ -287,7 +287,7 @@
     <w:r>
       <w:tab/>
       <w:tab/>
-      <w:t>2026-09-03</w:t>
+      <w:t>2026-09-04</w:t>
       <w:br/>
       <w:br/>
     </w:r>

--- a/tillsyn/A 8764-2026 tillsynsbegäran.docx
+++ b/tillsyn/A 8764-2026 tillsynsbegäran.docx
@@ -287,7 +287,7 @@
     <w:r>
       <w:tab/>
       <w:tab/>
-      <w:t>2026-09-04</w:t>
+      <w:t>2026-09-05</w:t>
       <w:br/>
       <w:br/>
     </w:r>

--- a/tillsyn/A 8764-2026 tillsynsbegäran.docx
+++ b/tillsyn/A 8764-2026 tillsynsbegäran.docx
@@ -287,7 +287,7 @@
     <w:r>
       <w:tab/>
       <w:tab/>
-      <w:t>2026-09-05</w:t>
+      <w:t>2026-09-06</w:t>
       <w:br/>
       <w:br/>
     </w:r>

--- a/tillsyn/A 8764-2026 tillsynsbegäran.docx
+++ b/tillsyn/A 8764-2026 tillsynsbegäran.docx
@@ -287,7 +287,7 @@
     <w:r>
       <w:tab/>
       <w:tab/>
-      <w:t>2026-09-06</w:t>
+      <w:t>2026-09-07</w:t>
       <w:br/>
       <w:br/>
     </w:r>

--- a/tillsyn/A 8764-2026 tillsynsbegäran.docx
+++ b/tillsyn/A 8764-2026 tillsynsbegäran.docx
@@ -287,7 +287,7 @@
     <w:r>
       <w:tab/>
       <w:tab/>
-      <w:t>2026-09-07</w:t>
+      <w:t>2026-09-08</w:t>
       <w:br/>
       <w:br/>
     </w:r>

--- a/tillsyn/A 8764-2026 tillsynsbegäran.docx
+++ b/tillsyn/A 8764-2026 tillsynsbegäran.docx
@@ -287,7 +287,7 @@
     <w:r>
       <w:tab/>
       <w:tab/>
-      <w:t>2026-09-08</w:t>
+      <w:t>2026-09-09</w:t>
       <w:br/>
       <w:br/>
     </w:r>

--- a/tillsyn/A 8764-2026 tillsynsbegäran.docx
+++ b/tillsyn/A 8764-2026 tillsynsbegäran.docx
@@ -287,7 +287,7 @@
     <w:r>
       <w:tab/>
       <w:tab/>
-      <w:t>2026-09-09</w:t>
+      <w:t>2026-09-10</w:t>
       <w:br/>
       <w:br/>
     </w:r>

--- a/tillsyn/A 8764-2026 tillsynsbegäran.docx
+++ b/tillsyn/A 8764-2026 tillsynsbegäran.docx
@@ -287,7 +287,7 @@
     <w:r>
       <w:tab/>
       <w:tab/>
-      <w:t>2026-09-10</w:t>
+      <w:t>2026-09-11</w:t>
       <w:br/>
       <w:br/>
     </w:r>

--- a/tillsyn/A 8764-2026 tillsynsbegäran.docx
+++ b/tillsyn/A 8764-2026 tillsynsbegäran.docx
@@ -287,7 +287,7 @@
     <w:r>
       <w:tab/>
       <w:tab/>
-      <w:t>2026-09-11</w:t>
+      <w:t>2026-09-12</w:t>
       <w:br/>
       <w:br/>
     </w:r>

--- a/tillsyn/A 8764-2026 tillsynsbegäran.docx
+++ b/tillsyn/A 8764-2026 tillsynsbegäran.docx
@@ -287,7 +287,7 @@
     <w:r>
       <w:tab/>
       <w:tab/>
-      <w:t>2026-09-12</w:t>
+      <w:t>2026-09-13</w:t>
       <w:br/>
       <w:br/>
     </w:r>
